--- a/docs/fase2/evidencias_individuales/VERGARA_ANDRES_2.2_APT122_AutoevaluacionAvance Fase2.docx
+++ b/docs/fase2/evidencias_individuales/VERGARA_ANDRES_2.2_APT122_AutoevaluacionAvance Fase2.docx
@@ -4187,6 +4187,7 @@
             </w:tcBorders>
             <w:tcMar/>
             <w:vAlign w:val="center"/>
+            <w:shd w:val="clear" w:color="auto" w:fill="EAF6EC"/>
           </w:tcPr>
           <w:p>
             <w:pPr>
@@ -4207,6 +4208,25 @@
                 <w:color w:val="000000" w:themeColor="text1"/>
               </w:rPr>
               <w:t>1.1   Diseña pruebas de validación tanto de los productos como de los procesos utilizando buenas prácticas definidas por la industria.</w:t>
+            </w:r>
+          </w:p>
+          <w:p>
+            <w:r>
+              <w:rPr>
+                <w:rFonts w:ascii="Calibri" w:hAnsi="Calibri" w:cs="Calibri"/>
+                <w:b/>
+                <w:color w:val="006100"/>
+                <w:sz w:val="18"/>
+              </w:rPr>
+              <w:t xml:space="preserve">✔ Presente: </w:t>
+            </w:r>
+            <w:r>
+              <w:rPr>
+                <w:rFonts w:ascii="Calibri" w:hAnsi="Calibri" w:cs="Calibri"/>
+                <w:i/>
+                <w:sz w:val="18"/>
+              </w:rPr>
+              <w:t>Plan de pruebas por tipo (unitarias, integración, rendimiento, seguridad) y registro con casos PU, PI, PR y PS.</w:t>
             </w:r>
           </w:p>
         </w:tc>
@@ -4235,6 +4255,7 @@
             </w:tcBorders>
             <w:tcMar/>
             <w:vAlign w:val="center"/>
+            <w:shd w:val="clear" w:color="auto" w:fill="EAF6EC"/>
           </w:tcPr>
           <w:p>
             <w:pPr>
@@ -4250,6 +4271,25 @@
                 <w:color w:val="000000" w:themeColor="text1"/>
               </w:rPr>
               <w:t>1.2 Aplica Pruebas de validación tanto de los productos como de los procesos utilizando buenas prácticas definidas por la industria.</w:t>
+            </w:r>
+          </w:p>
+          <w:p>
+            <w:r>
+              <w:rPr>
+                <w:rFonts w:ascii="Calibri" w:hAnsi="Calibri" w:cs="Calibri"/>
+                <w:b/>
+                <w:color w:val="006100"/>
+                <w:sz w:val="18"/>
+              </w:rPr>
+              <w:t xml:space="preserve">✔ Presente: </w:t>
+            </w:r>
+            <w:r>
+              <w:rPr>
+                <w:rFonts w:ascii="Calibri" w:hAnsi="Calibri" w:cs="Calibri"/>
+                <w:i/>
+                <w:sz w:val="18"/>
+              </w:rPr>
+              <w:t>Pruebas ejecutadas con resultado satisfactorio: PU-03, PI-02, PI-03, PI-04 (FHIR) y PR-01/PR-01b (latencia).</w:t>
             </w:r>
           </w:p>
         </w:tc>
@@ -4278,6 +4318,7 @@
             </w:tcBorders>
             <w:tcMar/>
             <w:vAlign w:val="center"/>
+            <w:shd w:val="clear" w:color="auto" w:fill="EAF6EC"/>
           </w:tcPr>
           <w:p>
             <w:pPr>
@@ -4293,6 +4334,25 @@
                 <w:color w:val="000000" w:themeColor="text1"/>
               </w:rPr>
               <w:t xml:space="preserve">1.3 Desarrolla mejoras al producto en base al resultado de las mismas. </w:t>
+            </w:r>
+          </w:p>
+          <w:p>
+            <w:r>
+              <w:rPr>
+                <w:rFonts w:ascii="Calibri" w:hAnsi="Calibri" w:cs="Calibri"/>
+                <w:b/>
+                <w:color w:val="006100"/>
+                <w:sz w:val="18"/>
+              </w:rPr>
+              <w:t xml:space="preserve">✔ Presente: </w:t>
+            </w:r>
+            <w:r>
+              <w:rPr>
+                <w:rFonts w:ascii="Calibri" w:hAnsi="Calibri" w:cs="Calibri"/>
+                <w:i/>
+                <w:sz w:val="18"/>
+              </w:rPr>
+              <w:t>Ajustes derivados de las pruebas: WebSocket antes de ntfy, hora de Chile en alertas y comparación Render/AWS.</w:t>
             </w:r>
           </w:p>
         </w:tc>
@@ -4349,6 +4409,7 @@
             </w:tcBorders>
             <w:tcMar/>
             <w:vAlign w:val="center"/>
+            <w:shd w:val="clear" w:color="auto" w:fill="EAF6EC"/>
           </w:tcPr>
           <w:p>
             <w:pPr>
@@ -4371,6 +4432,25 @@
                 <w:color w:val="000000" w:themeColor="text1" w:themeTint="FF" w:themeShade="FF"/>
               </w:rPr>
               <w:t xml:space="preserve"> proyectos informáticos, ofreciendo alternativas para la toma de decisiones de acuerdo a los requerimientos de la organización.</w:t>
+            </w:r>
+          </w:p>
+          <w:p>
+            <w:r>
+              <w:rPr>
+                <w:rFonts w:ascii="Calibri" w:hAnsi="Calibri" w:cs="Calibri"/>
+                <w:b/>
+                <w:color w:val="006100"/>
+                <w:sz w:val="18"/>
+              </w:rPr>
+              <w:t xml:space="preserve">✔ Presente: </w:t>
+            </w:r>
+            <w:r>
+              <w:rPr>
+                <w:rFonts w:ascii="Calibri" w:hAnsi="Calibri" w:cs="Calibri"/>
+                <w:i/>
+                <w:sz w:val="18"/>
+              </w:rPr>
+              <w:t>Carta Gantt, Product Backlog priorizado y planificación por sprints con Definition of Done.</w:t>
             </w:r>
           </w:p>
         </w:tc>
@@ -4399,6 +4479,7 @@
             </w:tcBorders>
             <w:tcMar/>
             <w:vAlign w:val="center"/>
+            <w:shd w:val="clear" w:color="auto" w:fill="EAF6EC"/>
           </w:tcPr>
           <w:p>
             <w:pPr>
@@ -4414,6 +4495,25 @@
                 <w:color w:val="000000" w:themeColor="text1"/>
               </w:rPr>
               <w:t>2.2 Controla proyectos informáticos, ofreciendo alternativas para la toma de decisiones de acuerdo a los requerimientos de la organización.</w:t>
+            </w:r>
+          </w:p>
+          <w:p>
+            <w:r>
+              <w:rPr>
+                <w:rFonts w:ascii="Calibri" w:hAnsi="Calibri" w:cs="Calibri"/>
+                <w:b/>
+                <w:color w:val="006100"/>
+                <w:sz w:val="18"/>
+              </w:rPr>
+              <w:t xml:space="preserve">✔ Presente: </w:t>
+            </w:r>
+            <w:r>
+              <w:rPr>
+                <w:rFonts w:ascii="Calibri" w:hAnsi="Calibri" w:cs="Calibri"/>
+                <w:i/>
+                <w:sz w:val="18"/>
+              </w:rPr>
+              <w:t>Tablero Kanban en GitHub Projects, fichas de Sprint 1-3 y monitoreo del plan en la sección 2 del informe.</w:t>
             </w:r>
           </w:p>
         </w:tc>
@@ -4470,6 +4570,7 @@
             </w:tcBorders>
             <w:tcMar/>
             <w:vAlign w:val="center"/>
+            <w:shd w:val="clear" w:color="auto" w:fill="EAF6EC"/>
           </w:tcPr>
           <w:p>
             <w:pPr>
@@ -4485,6 +4586,25 @@
                 <w:color w:val="000000" w:themeColor="text1"/>
               </w:rPr>
               <w:t>3.1 Diseña modelos de datos para soportar los requerimientos de la organización de acuerdo a un diseño definido y escalable en el tiempo.</w:t>
+            </w:r>
+          </w:p>
+          <w:p>
+            <w:r>
+              <w:rPr>
+                <w:rFonts w:ascii="Calibri" w:hAnsi="Calibri" w:cs="Calibri"/>
+                <w:b/>
+                <w:color w:val="006100"/>
+                <w:sz w:val="18"/>
+              </w:rPr>
+              <w:t xml:space="preserve">✔ Presente: </w:t>
+            </w:r>
+            <w:r>
+              <w:rPr>
+                <w:rFonts w:ascii="Calibri" w:hAnsi="Calibri" w:cs="Calibri"/>
+                <w:i/>
+                <w:sz w:val="18"/>
+              </w:rPr>
+              <w:t>Modelo de datos de sensores, eventos y alertas, con seudonimización del RUT.</w:t>
             </w:r>
           </w:p>
         </w:tc>
@@ -4513,6 +4633,7 @@
             </w:tcBorders>
             <w:tcMar/>
             <w:vAlign w:val="center"/>
+            <w:shd w:val="clear" w:color="auto" w:fill="EAF6EC"/>
           </w:tcPr>
           <w:p>
             <w:pPr>
@@ -4528,6 +4649,25 @@
                 <w:color w:val="000000" w:themeColor="text1"/>
               </w:rPr>
               <w:t>3.2 Implementa modelos de datos para soportar los requerimientos de la organización de acuerdo a un diseño definido y escalable en el tiempo.</w:t>
+            </w:r>
+          </w:p>
+          <w:p>
+            <w:r>
+              <w:rPr>
+                <w:rFonts w:ascii="Calibri" w:hAnsi="Calibri" w:cs="Calibri"/>
+                <w:b/>
+                <w:color w:val="006100"/>
+                <w:sz w:val="18"/>
+              </w:rPr>
+              <w:t xml:space="preserve">✔ Presente: </w:t>
+            </w:r>
+            <w:r>
+              <w:rPr>
+                <w:rFonts w:ascii="Calibri" w:hAnsi="Calibri" w:cs="Calibri"/>
+                <w:i/>
+                <w:sz w:val="18"/>
+              </w:rPr>
+              <w:t>Base PostgreSQL en Supabase con triggers (sync_status, crear_alerta_automatica) y RLS.</w:t>
             </w:r>
           </w:p>
         </w:tc>
@@ -4584,6 +4724,7 @@
             </w:tcBorders>
             <w:tcMar/>
             <w:vAlign w:val="center"/>
+            <w:shd w:val="clear" w:color="auto" w:fill="EAF6EC"/>
           </w:tcPr>
           <w:p>
             <w:pPr>
@@ -4599,6 +4740,25 @@
                 <w:color w:val="000000" w:themeColor="text1"/>
               </w:rPr>
               <w:t>4.1 Construye una solución de software utilizando técnicas que permitan sistematizar el proceso de desarrollo y mantenimiento, asegurando el logro de los objetivos.</w:t>
+            </w:r>
+          </w:p>
+          <w:p>
+            <w:r>
+              <w:rPr>
+                <w:rFonts w:ascii="Calibri" w:hAnsi="Calibri" w:cs="Calibri"/>
+                <w:b/>
+                <w:color w:val="006100"/>
+                <w:sz w:val="18"/>
+              </w:rPr>
+              <w:t xml:space="preserve">✔ Presente: </w:t>
+            </w:r>
+            <w:r>
+              <w:rPr>
+                <w:rFonts w:ascii="Calibri" w:hAnsi="Calibri" w:cs="Calibri"/>
+                <w:i/>
+                <w:sz w:val="18"/>
+              </w:rPr>
+              <w:t>Backend FastAPI, simulador de 8 sensores y panel React construidos con control de versiones en GitHub.</w:t>
             </w:r>
           </w:p>
         </w:tc>
@@ -4627,6 +4787,7 @@
             </w:tcBorders>
             <w:tcMar/>
             <w:vAlign w:val="center"/>
+            <w:shd w:val="clear" w:color="auto" w:fill="EAF6EC"/>
           </w:tcPr>
           <w:p>
             <w:pPr>
@@ -4642,6 +4803,25 @@
                 <w:color w:val="000000" w:themeColor="text1"/>
               </w:rPr>
               <w:t>4.2 Integra los distintos componentes de una solución de software utilizando técnicas que permitan sistematizar el proceso de desarrollo y mantenimiento, asegurando el logro de los objetivos.</w:t>
+            </w:r>
+          </w:p>
+          <w:p>
+            <w:r>
+              <w:rPr>
+                <w:rFonts w:ascii="Calibri" w:hAnsi="Calibri" w:cs="Calibri"/>
+                <w:b/>
+                <w:color w:val="006100"/>
+                <w:sz w:val="18"/>
+              </w:rPr>
+              <w:t xml:space="preserve">✔ Presente: </w:t>
+            </w:r>
+            <w:r>
+              <w:rPr>
+                <w:rFonts w:ascii="Calibri" w:hAnsi="Calibri" w:cs="Calibri"/>
+                <w:i/>
+                <w:sz w:val="18"/>
+              </w:rPr>
+              <w:t>Integración sensores → API → base de datos → panel y alertas (WebSocket y ntfy), más endpoints HL7 FHIR.</w:t>
             </w:r>
           </w:p>
         </w:tc>
@@ -4670,6 +4850,7 @@
             </w:tcBorders>
             <w:tcMar/>
             <w:vAlign w:val="center"/>
+            <w:shd w:val="clear" w:color="auto" w:fill="EAF6EC"/>
           </w:tcPr>
           <w:p>
             <w:pPr>
@@ -4685,6 +4866,25 @@
                 <w:color w:val="000000" w:themeColor="text1"/>
               </w:rPr>
               <w:t>4.3 Implanta una solución de software utilizando técnicas que permitan sistematizar el proceso de desarrollo y mantenimiento, asegurando el logro de los objetivos.</w:t>
+            </w:r>
+          </w:p>
+          <w:p>
+            <w:r>
+              <w:rPr>
+                <w:rFonts w:ascii="Calibri" w:hAnsi="Calibri" w:cs="Calibri"/>
+                <w:b/>
+                <w:color w:val="006100"/>
+                <w:sz w:val="18"/>
+              </w:rPr>
+              <w:t xml:space="preserve">✔ Presente: </w:t>
+            </w:r>
+            <w:r>
+              <w:rPr>
+                <w:rFonts w:ascii="Calibri" w:hAnsi="Calibri" w:cs="Calibri"/>
+                <w:i/>
+                <w:sz w:val="18"/>
+              </w:rPr>
+              <w:t>Sistema publicado en Render y Vercel, con réplica en Docker Compose sobre AWS EC2.</w:t>
             </w:r>
           </w:p>
         </w:tc>
@@ -4790,7 +4990,7 @@
       </w:pPr>
       <w:r>
         <w:rPr>
-          <w:rFonts w:asciiTheme="minorHAnsi" w:hAnsiTheme="minorHAnsi" w:eastAsiaTheme="minorEastAsia" w:cstheme="minorBidi"/>
+          <w:rFonts w:asciiTheme="minorHAnsi" w:hAnsiTheme="minorHAnsi" w:eastAsiaTheme="minorEastAsia" w:cstheme="minorBidi" w:ascii="Calibri" w:hAnsi="Calibri" w:cs="Calibri"/>
           <w:b/>
           <w:bCs/>
           <w:color w:val="000000"/>
@@ -5959,7 +6159,27 @@
           <w:tcPr>
             <w:tcW w:w="2460" w:type="dxa"/>
             <w:tcMar/>
-          </w:tcPr>
+            <w:shd w:val="clear" w:color="auto" w:fill="C6EFCE"/>
+          </w:tcPr>
+          <w:p>
+            <w:pPr>
+              <w:jc w:val="both"/>
+              <w:rPr>
+                <w:rFonts w:asciiTheme="minorHAnsi" w:hAnsiTheme="minorHAnsi" w:eastAsiaTheme="minorEastAsia" w:cstheme="minorBidi"/>
+                <w:color w:val="000000" w:themeColor="text1"/>
+                <w:lang w:eastAsia="es-CL"/>
+              </w:rPr>
+            </w:pPr>
+            <w:r>
+              <w:rPr>
+                <w:rFonts w:ascii="Calibri" w:hAnsi="Calibri" w:cs="Calibri"/>
+                <w:b/>
+                <w:color w:val="006100"/>
+                <w:sz w:val="18"/>
+              </w:rPr>
+              <w:t>✔ Mi nivel</w:t>
+            </w:r>
+          </w:p>
           <w:p>
             <w:pPr>
               <w:jc w:val="both"/>
@@ -6319,7 +6539,27 @@
           <w:tcPr>
             <w:tcW w:w="2460" w:type="dxa"/>
             <w:tcMar/>
-          </w:tcPr>
+            <w:shd w:val="clear" w:color="auto" w:fill="C6EFCE"/>
+          </w:tcPr>
+          <w:p>
+            <w:pPr>
+              <w:jc w:val="both"/>
+              <w:rPr>
+                <w:rFonts w:asciiTheme="minorHAnsi" w:hAnsiTheme="minorHAnsi" w:eastAsiaTheme="minorEastAsia" w:cstheme="minorBidi"/>
+                <w:color w:val="000000" w:themeColor="text1"/>
+                <w:lang w:eastAsia="es-CL"/>
+              </w:rPr>
+            </w:pPr>
+            <w:r>
+              <w:rPr>
+                <w:rFonts w:ascii="Calibri" w:hAnsi="Calibri" w:cs="Calibri"/>
+                <w:b/>
+                <w:color w:val="006100"/>
+                <w:sz w:val="18"/>
+              </w:rPr>
+              <w:t>✔ Mi nivel</w:t>
+            </w:r>
+          </w:p>
           <w:p>
             <w:pPr>
               <w:jc w:val="both"/>
@@ -6533,7 +6773,27 @@
           <w:tcPr>
             <w:tcW w:w="2415" w:type="dxa"/>
             <w:tcMar/>
-          </w:tcPr>
+            <w:shd w:val="clear" w:color="auto" w:fill="C6EFCE"/>
+          </w:tcPr>
+          <w:p>
+            <w:pPr>
+              <w:jc w:val="both"/>
+              <w:rPr>
+                <w:rFonts w:asciiTheme="minorHAnsi" w:hAnsiTheme="minorHAnsi" w:eastAsiaTheme="minorEastAsia" w:cstheme="minorBidi"/>
+                <w:color w:val="000000" w:themeColor="text1"/>
+                <w:lang w:eastAsia="es-CL"/>
+              </w:rPr>
+            </w:pPr>
+            <w:r>
+              <w:rPr>
+                <w:rFonts w:ascii="Calibri" w:hAnsi="Calibri" w:cs="Calibri"/>
+                <w:b/>
+                <w:color w:val="006100"/>
+                <w:sz w:val="18"/>
+              </w:rPr>
+              <w:t>✔ Mi nivel</w:t>
+            </w:r>
+          </w:p>
           <w:p>
             <w:pPr>
               <w:jc w:val="both"/>
@@ -6680,7 +6940,27 @@
           <w:tcPr>
             <w:tcW w:w="2460" w:type="dxa"/>
             <w:tcMar/>
-          </w:tcPr>
+            <w:shd w:val="clear" w:color="auto" w:fill="C6EFCE"/>
+          </w:tcPr>
+          <w:p>
+            <w:pPr>
+              <w:jc w:val="both"/>
+              <w:rPr>
+                <w:rFonts w:asciiTheme="minorHAnsi" w:hAnsiTheme="minorHAnsi" w:eastAsiaTheme="minorEastAsia" w:cstheme="minorBidi"/>
+                <w:color w:val="000000" w:themeColor="text1"/>
+                <w:lang w:eastAsia="es-CL"/>
+              </w:rPr>
+            </w:pPr>
+            <w:r>
+              <w:rPr>
+                <w:rFonts w:ascii="Calibri" w:hAnsi="Calibri" w:cs="Calibri"/>
+                <w:b/>
+                <w:color w:val="006100"/>
+                <w:sz w:val="18"/>
+              </w:rPr>
+              <w:t>✔ Mi nivel</w:t>
+            </w:r>
+          </w:p>
           <w:p>
             <w:pPr>
               <w:jc w:val="both"/>
@@ -6920,7 +7200,27 @@
           <w:tcPr>
             <w:tcW w:w="2460" w:type="dxa"/>
             <w:tcMar/>
-          </w:tcPr>
+            <w:shd w:val="clear" w:color="auto" w:fill="C6EFCE"/>
+          </w:tcPr>
+          <w:p>
+            <w:pPr>
+              <w:jc w:val="both"/>
+              <w:rPr>
+                <w:rFonts w:asciiTheme="minorHAnsi" w:hAnsiTheme="minorHAnsi" w:eastAsiaTheme="minorEastAsia" w:cstheme="minorBidi"/>
+                <w:color w:val="000000" w:themeColor="text1"/>
+                <w:lang w:eastAsia="es-CL"/>
+              </w:rPr>
+            </w:pPr>
+            <w:r>
+              <w:rPr>
+                <w:rFonts w:ascii="Calibri" w:hAnsi="Calibri" w:cs="Calibri"/>
+                <w:b/>
+                <w:color w:val="006100"/>
+                <w:sz w:val="18"/>
+              </w:rPr>
+              <w:t>✔ Mi nivel</w:t>
+            </w:r>
+          </w:p>
           <w:p>
             <w:pPr>
               <w:jc w:val="both"/>
@@ -7138,7 +7438,27 @@
           <w:tcPr>
             <w:tcW w:w="2460" w:type="dxa"/>
             <w:tcMar/>
-          </w:tcPr>
+            <w:shd w:val="clear" w:color="auto" w:fill="C6EFCE"/>
+          </w:tcPr>
+          <w:p>
+            <w:pPr>
+              <w:jc w:val="both"/>
+              <w:rPr>
+                <w:rFonts w:asciiTheme="minorHAnsi" w:hAnsiTheme="minorHAnsi" w:eastAsiaTheme="minorEastAsia" w:cstheme="minorBidi"/>
+                <w:color w:val="000000" w:themeColor="text1"/>
+                <w:lang w:eastAsia="es-CL"/>
+              </w:rPr>
+            </w:pPr>
+            <w:r>
+              <w:rPr>
+                <w:rFonts w:ascii="Calibri" w:hAnsi="Calibri" w:cs="Calibri"/>
+                <w:b/>
+                <w:color w:val="006100"/>
+                <w:sz w:val="18"/>
+              </w:rPr>
+              <w:t>✔ Mi nivel</w:t>
+            </w:r>
+          </w:p>
           <w:p>
             <w:pPr>
               <w:jc w:val="both"/>
@@ -7330,7 +7650,26 @@
           <w:tcPr>
             <w:tcW w:w="2460" w:type="dxa"/>
             <w:tcMar/>
-          </w:tcPr>
+            <w:shd w:val="clear" w:color="auto" w:fill="C6EFCE"/>
+          </w:tcPr>
+          <w:p>
+            <w:pPr>
+              <w:jc w:val="both"/>
+              <w:rPr>
+                <w:rFonts w:asciiTheme="minorHAnsi" w:hAnsiTheme="minorHAnsi" w:eastAsiaTheme="minorEastAsia" w:cstheme="minorBidi"/>
+                <w:color w:val="000000" w:themeColor="text1"/>
+              </w:rPr>
+            </w:pPr>
+            <w:r>
+              <w:rPr>
+                <w:rFonts w:ascii="Calibri" w:hAnsi="Calibri" w:cs="Calibri"/>
+                <w:b/>
+                <w:color w:val="006100"/>
+                <w:sz w:val="18"/>
+              </w:rPr>
+              <w:t>✔ Mi nivel</w:t>
+            </w:r>
+          </w:p>
           <w:p>
             <w:pPr>
               <w:jc w:val="both"/>
@@ -7561,7 +7900,35 @@
           <w:tcPr>
             <w:tcW w:w="2460" w:type="dxa"/>
             <w:tcMar/>
-          </w:tcPr>
+            <w:shd w:val="clear" w:color="auto" w:fill="C6EFCE"/>
+          </w:tcPr>
+          <w:p>
+            <w:pPr>
+              <w:spacing w:after="0" w:line="240" w:lineRule="auto"/>
+              <w:jc w:val="both"/>
+              <w:rPr>
+                <w:rFonts w:ascii="Calibri" w:hAnsi="Calibri" w:eastAsia="Calibri" w:cs="Calibri"/>
+                <w:b w:val="0"/>
+                <w:bCs w:val="0"/>
+                <w:i w:val="0"/>
+                <w:iCs w:val="0"/>
+                <w:caps w:val="0"/>
+                <w:smallCaps w:val="0"/>
+                <w:color w:val="000000" w:themeColor="text1" w:themeTint="FF" w:themeShade="FF"/>
+                <w:sz w:val="20"/>
+                <w:szCs w:val="20"/>
+              </w:rPr>
+            </w:pPr>
+            <w:r>
+              <w:rPr>
+                <w:rFonts w:ascii="Calibri" w:hAnsi="Calibri" w:cs="Calibri"/>
+                <w:b/>
+                <w:color w:val="006100"/>
+                <w:sz w:val="18"/>
+              </w:rPr>
+              <w:t>✔ Mi nivel</w:t>
+            </w:r>
+          </w:p>
           <w:p>
             <w:pPr>
               <w:spacing w:after="0" w:line="240" w:lineRule="auto"/>
@@ -7863,6 +8230,671 @@
       </w:pPr>
       <w:bookmarkStart w:name="_GoBack" w:id="0"/>
       <w:bookmarkEnd w:id="0"/>
+    </w:p>
+    <w:p>
+      <w:pPr>
+        <w:spacing w:after="120"/>
+      </w:pPr>
+      <w:r>
+        <w:rPr>
+          <w:rFonts w:ascii="Calibri" w:hAnsi="Calibri" w:cs="Calibri"/>
+          <w:b w:val="0"/>
+          <w:sz w:val="22"/>
+        </w:rPr>
+      </w:r>
+    </w:p>
+    <w:p>
+      <w:pPr>
+        <w:spacing w:after="120"/>
+      </w:pPr>
+      <w:r>
+        <w:rPr>
+          <w:rFonts w:ascii="Calibri" w:hAnsi="Calibri" w:cs="Calibri"/>
+          <w:b/>
+          <w:color w:val="1F3864"/>
+          <w:sz w:val="26"/>
+        </w:rPr>
+        <w:t>Resumen de mi autoevaluación</w:t>
+      </w:r>
+    </w:p>
+    <w:p>
+      <w:pPr>
+        <w:spacing w:after="120"/>
+      </w:pPr>
+      <w:r>
+        <w:rPr>
+          <w:rFonts w:ascii="Calibri" w:hAnsi="Calibri" w:cs="Calibri"/>
+          <w:b w:val="0"/>
+          <w:sz w:val="20"/>
+        </w:rPr>
+        <w:t>Informe evaluado: VERGARA_ANDRES_2.4_GuiaEstudiante_Fase 2_DesarrolloProyecto APT (informe de avance, Fase 2).</w:t>
+      </w:r>
+    </w:p>
+    <w:tbl>
+      <w:tblPr>
+        <w:tblStyle w:val="Cuadrculadetablaclara"/>
+        <w:tblW w:type="auto" w:w="0"/>
+        <w:tblLook w:firstColumn="1" w:firstRow="1" w:lastColumn="0" w:lastRow="0" w:noHBand="0" w:noVBand="1" w:val="04A0"/>
+        <w:tblLayout w:type="fixed"/>
+      </w:tblPr>
+      <w:tblGrid>
+        <w:gridCol w:w="2270"/>
+        <w:gridCol w:w="1810"/>
+        <w:gridCol w:w="5840"/>
+      </w:tblGrid>
+      <w:tr>
+        <w:tc>
+          <w:tcPr>
+            <w:tcW w:type="dxa" w:w="2268"/>
+            <w:shd w:val="clear" w:color="auto" w:fill="D9E2F3"/>
+          </w:tcPr>
+          <w:p>
+            <w:r>
+              <w:rPr>
+                <w:rFonts w:ascii="Calibri" w:hAnsi="Calibri" w:cs="Calibri"/>
+              </w:rPr>
+            </w:r>
+            <w:r>
+              <w:rPr>
+                <w:rFonts w:ascii="Calibri" w:hAnsi="Calibri" w:cs="Calibri"/>
+                <w:b/>
+                <w:color w:val="1F3864"/>
+                <w:sz w:val="20"/>
+              </w:rPr>
+              <w:t>Indicador</w:t>
+            </w:r>
+          </w:p>
+        </w:tc>
+        <w:tc>
+          <w:tcPr>
+            <w:tcW w:type="dxa" w:w="1814"/>
+            <w:shd w:val="clear" w:color="auto" w:fill="D9E2F3"/>
+          </w:tcPr>
+          <w:p>
+            <w:r>
+              <w:rPr>
+                <w:rFonts w:ascii="Calibri" w:hAnsi="Calibri" w:cs="Calibri"/>
+              </w:rPr>
+            </w:r>
+            <w:r>
+              <w:rPr>
+                <w:rFonts w:ascii="Calibri" w:hAnsi="Calibri" w:cs="Calibri"/>
+                <w:b/>
+                <w:color w:val="1F3864"/>
+                <w:sz w:val="20"/>
+              </w:rPr>
+              <w:t>Nivel</w:t>
+            </w:r>
+          </w:p>
+        </w:tc>
+        <w:tc>
+          <w:tcPr>
+            <w:tcW w:type="dxa" w:w="5839"/>
+            <w:shd w:val="clear" w:color="auto" w:fill="D9E2F3"/>
+          </w:tcPr>
+          <w:p>
+            <w:r>
+              <w:rPr>
+                <w:rFonts w:ascii="Calibri" w:hAnsi="Calibri" w:cs="Calibri"/>
+              </w:rPr>
+            </w:r>
+            <w:r>
+              <w:rPr>
+                <w:rFonts w:ascii="Calibri" w:hAnsi="Calibri" w:cs="Calibri"/>
+                <w:b/>
+                <w:color w:val="1F3864"/>
+                <w:sz w:val="20"/>
+              </w:rPr>
+              <w:t>Justificación y ajuste</w:t>
+            </w:r>
+          </w:p>
+        </w:tc>
+      </w:tr>
+      <w:tr>
+        <w:tc>
+          <w:tcPr>
+            <w:tcW w:type="dxa" w:w="2268"/>
+          </w:tcPr>
+          <w:p>
+            <w:r>
+              <w:rPr>
+                <w:rFonts w:ascii="Calibri" w:hAnsi="Calibri" w:cs="Calibri"/>
+              </w:rPr>
+            </w:r>
+            <w:r>
+              <w:rPr>
+                <w:rFonts w:ascii="Calibri" w:hAnsi="Calibri" w:cs="Calibri"/>
+                <w:sz w:val="20"/>
+              </w:rPr>
+              <w:t>1. Ajustes al proyecto</w:t>
+            </w:r>
+          </w:p>
+        </w:tc>
+        <w:tc>
+          <w:tcPr>
+            <w:tcW w:type="dxa" w:w="1814"/>
+          </w:tcPr>
+          <w:p>
+            <w:r>
+              <w:rPr>
+                <w:rFonts w:ascii="Calibri" w:hAnsi="Calibri" w:cs="Calibri"/>
+              </w:rPr>
+            </w:r>
+            <w:r>
+              <w:rPr>
+                <w:rFonts w:ascii="Calibri" w:hAnsi="Calibri" w:cs="Calibri"/>
+                <w:b/>
+                <w:sz w:val="20"/>
+              </w:rPr>
+              <w:t>Completamente logrado</w:t>
+            </w:r>
+          </w:p>
+        </w:tc>
+        <w:tc>
+          <w:tcPr>
+            <w:tcW w:type="dxa" w:w="5839"/>
+          </w:tcPr>
+          <w:p>
+            <w:r>
+              <w:rPr>
+                <w:rFonts w:ascii="Calibri" w:hAnsi="Calibri" w:cs="Calibri"/>
+              </w:rPr>
+            </w:r>
+            <w:r>
+              <w:rPr>
+                <w:rFonts w:ascii="Calibri" w:hAnsi="Calibri" w:cs="Calibri"/>
+                <w:sz w:val="20"/>
+              </w:rPr>
+              <w:t>La sección 3 del informe señala los ajustes y los justifica con las dificultades (pausa de Supabase, latencia de Render, ntfy en Android), los facilitadores y la retroalimentación del profesor guía.</w:t>
+            </w:r>
+          </w:p>
+        </w:tc>
+      </w:tr>
+      <w:tr>
+        <w:tc>
+          <w:tcPr>
+            <w:tcW w:type="dxa" w:w="2268"/>
+          </w:tcPr>
+          <w:p>
+            <w:r>
+              <w:rPr>
+                <w:rFonts w:ascii="Calibri" w:hAnsi="Calibri" w:cs="Calibri"/>
+              </w:rPr>
+            </w:r>
+            <w:r>
+              <w:rPr>
+                <w:rFonts w:ascii="Calibri" w:hAnsi="Calibri" w:cs="Calibri"/>
+                <w:sz w:val="20"/>
+              </w:rPr>
+              <w:t>2. Metodología</w:t>
+            </w:r>
+          </w:p>
+        </w:tc>
+        <w:tc>
+          <w:tcPr>
+            <w:tcW w:type="dxa" w:w="1814"/>
+          </w:tcPr>
+          <w:p>
+            <w:r>
+              <w:rPr>
+                <w:rFonts w:ascii="Calibri" w:hAnsi="Calibri" w:cs="Calibri"/>
+              </w:rPr>
+            </w:r>
+            <w:r>
+              <w:rPr>
+                <w:rFonts w:ascii="Calibri" w:hAnsi="Calibri" w:cs="Calibri"/>
+                <w:b/>
+                <w:sz w:val="20"/>
+              </w:rPr>
+              <w:t>Completamente logrado</w:t>
+            </w:r>
+          </w:p>
+        </w:tc>
+        <w:tc>
+          <w:tcPr>
+            <w:tcW w:type="dxa" w:w="5839"/>
+          </w:tcPr>
+          <w:p>
+            <w:r>
+              <w:rPr>
+                <w:rFonts w:ascii="Calibri" w:hAnsi="Calibri" w:cs="Calibri"/>
+              </w:rPr>
+            </w:r>
+            <w:r>
+              <w:rPr>
+                <w:rFonts w:ascii="Calibri" w:hAnsi="Calibri" w:cs="Calibri"/>
+                <w:sz w:val="20"/>
+              </w:rPr>
+              <w:t>Apliqué Scrum individual con sprints, Product Backlog, Definition of Done y tablero Kanban, y alcancé los objetivos previstos para el avance (OE1 y la mayor parte de OE2/OE3).</w:t>
+            </w:r>
+          </w:p>
+        </w:tc>
+      </w:tr>
+      <w:tr>
+        <w:tc>
+          <w:tcPr>
+            <w:tcW w:type="dxa" w:w="2268"/>
+          </w:tcPr>
+          <w:p>
+            <w:r>
+              <w:rPr>
+                <w:rFonts w:ascii="Calibri" w:hAnsi="Calibri" w:cs="Calibri"/>
+              </w:rPr>
+            </w:r>
+            <w:r>
+              <w:rPr>
+                <w:rFonts w:ascii="Calibri" w:hAnsi="Calibri" w:cs="Calibri"/>
+                <w:sz w:val="20"/>
+              </w:rPr>
+              <w:t>3. Evidencias de avance</w:t>
+            </w:r>
+          </w:p>
+        </w:tc>
+        <w:tc>
+          <w:tcPr>
+            <w:tcW w:type="dxa" w:w="1814"/>
+          </w:tcPr>
+          <w:p>
+            <w:r>
+              <w:rPr>
+                <w:rFonts w:ascii="Calibri" w:hAnsi="Calibri" w:cs="Calibri"/>
+              </w:rPr>
+            </w:r>
+            <w:r>
+              <w:rPr>
+                <w:rFonts w:ascii="Calibri" w:hAnsi="Calibri" w:cs="Calibri"/>
+                <w:b/>
+                <w:sz w:val="20"/>
+              </w:rPr>
+              <w:t>Logrado</w:t>
+            </w:r>
+          </w:p>
+        </w:tc>
+        <w:tc>
+          <w:tcPr>
+            <w:tcW w:type="dxa" w:w="5839"/>
+          </w:tcPr>
+          <w:p>
+            <w:r>
+              <w:rPr>
+                <w:rFonts w:ascii="Calibri" w:hAnsi="Calibri" w:cs="Calibri"/>
+              </w:rPr>
+            </w:r>
+            <w:r>
+              <w:rPr>
+                <w:rFonts w:ascii="Calibri" w:hAnsi="Calibri" w:cs="Calibri"/>
+                <w:sz w:val="20"/>
+              </w:rPr>
+              <w:t>Las evidencias son reales (capturas, scripts, mediciones y Bundle FHIR validado), pero faltan el conteo de entregas de ntfy y la prueba de continuidad sin conexión. Ajuste: ejecutarlas antes de la segunda evaluación.</w:t>
+            </w:r>
+          </w:p>
+        </w:tc>
+      </w:tr>
+      <w:tr>
+        <w:tc>
+          <w:tcPr>
+            <w:tcW w:type="dxa" w:w="2268"/>
+          </w:tcPr>
+          <w:p>
+            <w:r>
+              <w:rPr>
+                <w:rFonts w:ascii="Calibri" w:hAnsi="Calibri" w:cs="Calibri"/>
+              </w:rPr>
+            </w:r>
+            <w:r>
+              <w:rPr>
+                <w:rFonts w:ascii="Calibri" w:hAnsi="Calibri" w:cs="Calibri"/>
+                <w:sz w:val="20"/>
+              </w:rPr>
+              <w:t>4. Lenguaje técnico</w:t>
+            </w:r>
+          </w:p>
+        </w:tc>
+        <w:tc>
+          <w:tcPr>
+            <w:tcW w:type="dxa" w:w="1814"/>
+          </w:tcPr>
+          <w:p>
+            <w:r>
+              <w:rPr>
+                <w:rFonts w:ascii="Calibri" w:hAnsi="Calibri" w:cs="Calibri"/>
+              </w:rPr>
+            </w:r>
+            <w:r>
+              <w:rPr>
+                <w:rFonts w:ascii="Calibri" w:hAnsi="Calibri" w:cs="Calibri"/>
+                <w:b/>
+                <w:sz w:val="20"/>
+              </w:rPr>
+              <w:t>Completamente logrado</w:t>
+            </w:r>
+          </w:p>
+        </w:tc>
+        <w:tc>
+          <w:tcPr>
+            <w:tcW w:type="dxa" w:w="5839"/>
+          </w:tcPr>
+          <w:p>
+            <w:r>
+              <w:rPr>
+                <w:rFonts w:ascii="Calibri" w:hAnsi="Calibri" w:cs="Calibri"/>
+              </w:rPr>
+            </w:r>
+            <w:r>
+              <w:rPr>
+                <w:rFonts w:ascii="Calibri" w:hAnsi="Calibri" w:cs="Calibri"/>
+                <w:sz w:val="20"/>
+              </w:rPr>
+              <w:t>Uso con precisión los términos de la disciplina (API REST, WebSocket, RLS, seudonimización, HL7 FHIR, latencia, triggers).</w:t>
+            </w:r>
+          </w:p>
+        </w:tc>
+      </w:tr>
+      <w:tr>
+        <w:tc>
+          <w:tcPr>
+            <w:tcW w:type="dxa" w:w="2268"/>
+          </w:tcPr>
+          <w:p>
+            <w:r>
+              <w:rPr>
+                <w:rFonts w:ascii="Calibri" w:hAnsi="Calibri" w:cs="Calibri"/>
+              </w:rPr>
+            </w:r>
+            <w:r>
+              <w:rPr>
+                <w:rFonts w:ascii="Calibri" w:hAnsi="Calibri" w:cs="Calibri"/>
+                <w:sz w:val="20"/>
+              </w:rPr>
+              <w:t>5. Redacción, ortografía y citas</w:t>
+            </w:r>
+          </w:p>
+        </w:tc>
+        <w:tc>
+          <w:tcPr>
+            <w:tcW w:type="dxa" w:w="1814"/>
+          </w:tcPr>
+          <w:p>
+            <w:r>
+              <w:rPr>
+                <w:rFonts w:ascii="Calibri" w:hAnsi="Calibri" w:cs="Calibri"/>
+              </w:rPr>
+            </w:r>
+            <w:r>
+              <w:rPr>
+                <w:rFonts w:ascii="Calibri" w:hAnsi="Calibri" w:cs="Calibri"/>
+                <w:b/>
+                <w:sz w:val="20"/>
+              </w:rPr>
+              <w:t>Completamente logrado</w:t>
+            </w:r>
+          </w:p>
+        </w:tc>
+        <w:tc>
+          <w:tcPr>
+            <w:tcW w:type="dxa" w:w="5839"/>
+          </w:tcPr>
+          <w:p>
+            <w:r>
+              <w:rPr>
+                <w:rFonts w:ascii="Calibri" w:hAnsi="Calibri" w:cs="Calibri"/>
+              </w:rPr>
+            </w:r>
+            <w:r>
+              <w:rPr>
+                <w:rFonts w:ascii="Calibri" w:hAnsi="Calibri" w:cs="Calibri"/>
+                <w:sz w:val="20"/>
+              </w:rPr>
+              <w:t>La redacción fue revisada y el informe cita en el texto y lista en formato APA las normas, estándares y documentación que utiliza (Ley 21.719, HL7 FHIR, SNOMED CT, LOINC, Guía de Scrum, FastAPI, SQLite y Supabase). Este ajuste se realizó a partir de esta autoevaluación.</w:t>
+            </w:r>
+          </w:p>
+        </w:tc>
+      </w:tr>
+      <w:tr>
+        <w:tc>
+          <w:tcPr>
+            <w:tcW w:type="dxa" w:w="2268"/>
+          </w:tcPr>
+          <w:p>
+            <w:r>
+              <w:rPr>
+                <w:rFonts w:ascii="Calibri" w:hAnsi="Calibri" w:cs="Calibri"/>
+              </w:rPr>
+            </w:r>
+            <w:r>
+              <w:rPr>
+                <w:rFonts w:ascii="Calibri" w:hAnsi="Calibri" w:cs="Calibri"/>
+                <w:sz w:val="20"/>
+              </w:rPr>
+              <w:t>6. Formato del informe</w:t>
+            </w:r>
+          </w:p>
+        </w:tc>
+        <w:tc>
+          <w:tcPr>
+            <w:tcW w:type="dxa" w:w="1814"/>
+          </w:tcPr>
+          <w:p>
+            <w:r>
+              <w:rPr>
+                <w:rFonts w:ascii="Calibri" w:hAnsi="Calibri" w:cs="Calibri"/>
+              </w:rPr>
+            </w:r>
+            <w:r>
+              <w:rPr>
+                <w:rFonts w:ascii="Calibri" w:hAnsi="Calibri" w:cs="Calibri"/>
+                <w:b/>
+                <w:sz w:val="20"/>
+              </w:rPr>
+              <w:t>Completamente logrado</w:t>
+            </w:r>
+          </w:p>
+        </w:tc>
+        <w:tc>
+          <w:tcPr>
+            <w:tcW w:type="dxa" w:w="5839"/>
+          </w:tcPr>
+          <w:p>
+            <w:r>
+              <w:rPr>
+                <w:rFonts w:ascii="Calibri" w:hAnsi="Calibri" w:cs="Calibri"/>
+              </w:rPr>
+            </w:r>
+            <w:r>
+              <w:rPr>
+                <w:rFonts w:ascii="Calibri" w:hAnsi="Calibri" w:cs="Calibri"/>
+                <w:sz w:val="20"/>
+              </w:rPr>
+              <w:t>Tiene portada, índice, abstract en español e inglés, desarrollo, conclusiones, reflexión y referencias, en Calibri 11 y con número de página. El índice y la numeración se agregaron a partir de esta autoevaluación.</w:t>
+            </w:r>
+          </w:p>
+        </w:tc>
+      </w:tr>
+      <w:tr>
+        <w:tc>
+          <w:tcPr>
+            <w:tcW w:type="dxa" w:w="2268"/>
+          </w:tcPr>
+          <w:p>
+            <w:r>
+              <w:rPr>
+                <w:rFonts w:ascii="Calibri" w:hAnsi="Calibri" w:cs="Calibri"/>
+              </w:rPr>
+            </w:r>
+            <w:r>
+              <w:rPr>
+                <w:rFonts w:ascii="Calibri" w:hAnsi="Calibri" w:cs="Calibri"/>
+                <w:sz w:val="20"/>
+              </w:rPr>
+              <w:t>7. Indicadores de calidad</w:t>
+            </w:r>
+          </w:p>
+        </w:tc>
+        <w:tc>
+          <w:tcPr>
+            <w:tcW w:type="dxa" w:w="1814"/>
+          </w:tcPr>
+          <w:p>
+            <w:r>
+              <w:rPr>
+                <w:rFonts w:ascii="Calibri" w:hAnsi="Calibri" w:cs="Calibri"/>
+              </w:rPr>
+            </w:r>
+            <w:r>
+              <w:rPr>
+                <w:rFonts w:ascii="Calibri" w:hAnsi="Calibri" w:cs="Calibri"/>
+                <w:b/>
+                <w:sz w:val="20"/>
+              </w:rPr>
+              <w:t>Completamente logrado</w:t>
+            </w:r>
+          </w:p>
+        </w:tc>
+        <w:tc>
+          <w:tcPr>
+            <w:tcW w:type="dxa" w:w="5839"/>
+          </w:tcPr>
+          <w:p>
+            <w:r>
+              <w:rPr>
+                <w:rFonts w:ascii="Calibri" w:hAnsi="Calibri" w:cs="Calibri"/>
+              </w:rPr>
+            </w:r>
+            <w:r>
+              <w:rPr>
+                <w:rFonts w:ascii="Calibri" w:hAnsi="Calibri" w:cs="Calibri"/>
+                <w:sz w:val="20"/>
+              </w:rPr>
+              <w:t>El informe evidencia los 10 indicadores de calidad de las competencias del perfil de egreso (ver tabla de indicadores).</w:t>
+            </w:r>
+          </w:p>
+        </w:tc>
+      </w:tr>
+      <w:tr>
+        <w:tc>
+          <w:tcPr>
+            <w:tcW w:type="dxa" w:w="2268"/>
+          </w:tcPr>
+          <w:p>
+            <w:r>
+              <w:rPr>
+                <w:rFonts w:ascii="Calibri" w:hAnsi="Calibri" w:cs="Calibri"/>
+              </w:rPr>
+            </w:r>
+            <w:r>
+              <w:rPr>
+                <w:rFonts w:ascii="Calibri" w:hAnsi="Calibri" w:cs="Calibri"/>
+                <w:sz w:val="20"/>
+              </w:rPr>
+              <w:t>8. Inglés</w:t>
+            </w:r>
+          </w:p>
+        </w:tc>
+        <w:tc>
+          <w:tcPr>
+            <w:tcW w:type="dxa" w:w="1814"/>
+          </w:tcPr>
+          <w:p>
+            <w:r>
+              <w:rPr>
+                <w:rFonts w:ascii="Calibri" w:hAnsi="Calibri" w:cs="Calibri"/>
+              </w:rPr>
+            </w:r>
+            <w:r>
+              <w:rPr>
+                <w:rFonts w:ascii="Calibri" w:hAnsi="Calibri" w:cs="Calibri"/>
+                <w:b/>
+                <w:sz w:val="20"/>
+              </w:rPr>
+              <w:t>Completamente logrado</w:t>
+            </w:r>
+          </w:p>
+        </w:tc>
+        <w:tc>
+          <w:tcPr>
+            <w:tcW w:type="dxa" w:w="5839"/>
+          </w:tcPr>
+          <w:p>
+            <w:r>
+              <w:rPr>
+                <w:rFonts w:ascii="Calibri" w:hAnsi="Calibri" w:cs="Calibri"/>
+              </w:rPr>
+            </w:r>
+            <w:r>
+              <w:rPr>
+                <w:rFonts w:ascii="Calibri" w:hAnsi="Calibri" w:cs="Calibri"/>
+                <w:sz w:val="20"/>
+              </w:rPr>
+              <w:t>El abstract, las conclusiones y la reflexión están redactados en inglés, según lo solicitado.</w:t>
+            </w:r>
+          </w:p>
+        </w:tc>
+      </w:tr>
+    </w:tbl>
+    <w:p>
+      <w:pPr>
+        <w:spacing w:after="120"/>
+      </w:pPr>
+      <w:r>
+        <w:rPr>
+          <w:rFonts w:ascii="Calibri" w:hAnsi="Calibri" w:cs="Calibri"/>
+          <w:b w:val="0"/>
+          <w:sz w:val="22"/>
+        </w:rPr>
+      </w:r>
+    </w:p>
+    <w:p>
+      <w:pPr>
+        <w:spacing w:after="120"/>
+      </w:pPr>
+      <w:r>
+        <w:rPr>
+          <w:rFonts w:ascii="Calibri" w:hAnsi="Calibri" w:cs="Calibri"/>
+          <w:b/>
+          <w:color w:val="1F3864"/>
+          <w:sz w:val="24"/>
+        </w:rPr>
+        <w:t>Ajustes derivados de esta autoevaluación</w:t>
+      </w:r>
+    </w:p>
+    <w:p>
+      <w:pPr>
+        <w:spacing w:after="120"/>
+      </w:pPr>
+      <w:r>
+        <w:rPr>
+          <w:rFonts w:ascii="Calibri" w:hAnsi="Calibri" w:cs="Calibri"/>
+          <w:b w:val="0"/>
+          <w:sz w:val="22"/>
+        </w:rPr>
+        <w:t>• Realizado: se agregaron índice y número de página al informe de avance.</w:t>
+      </w:r>
+    </w:p>
+    <w:p>
+      <w:pPr>
+        <w:spacing w:after="120"/>
+      </w:pPr>
+      <w:r>
+        <w:rPr>
+          <w:rFonts w:ascii="Calibri" w:hAnsi="Calibri" w:cs="Calibri"/>
+          <w:b w:val="0"/>
+          <w:sz w:val="22"/>
+        </w:rPr>
+        <w:t>• Realizado: se agregaron citas en el texto y una sección de referencias en formato APA.</w:t>
+      </w:r>
+    </w:p>
+    <w:p>
+      <w:pPr>
+        <w:spacing w:after="120"/>
+      </w:pPr>
+      <w:r>
+        <w:rPr>
+          <w:rFonts w:ascii="Calibri" w:hAnsi="Calibri" w:cs="Calibri"/>
+          <w:b w:val="0"/>
+          <w:sz w:val="22"/>
+        </w:rPr>
+        <w:t>• Pendiente: ejecutar el conteo de entregas de ntfy y la prueba de continuidad sin conexión, y registrar sus resultados como evidencia.</w:t>
+      </w:r>
     </w:p>
     <w:sectPr>
       <w:headerReference w:type="default" r:id="rId12"/>

--- a/docs/fase2/evidencias_individuales/VERGARA_ANDRES_2.2_APT122_AutoevaluacionAvance Fase2.docx
+++ b/docs/fase2/evidencias_individuales/VERGARA_ANDRES_2.2_APT122_AutoevaluacionAvance Fase2.docx
@@ -26,33 +26,7 @@
           <w:szCs w:val="72"/>
           <w:lang w:val="es-CL" w:eastAsia="es-CL"/>
         </w:rPr>
-        <w:t xml:space="preserve">Evaluación </w:t>
-      </w:r>
-      <w:r>
-        <w:rPr>
-          <w:rFonts w:asciiTheme="minorHAnsi" w:hAnsiTheme="minorHAnsi" w:eastAsiaTheme="minorEastAsia" w:cstheme="minorBidi"/>
-          <w:b/>
-          <w:bCs/>
-          <w:color w:val="000000"/>
-          <w:spacing w:val="-30"/>
-          <w:sz w:val="72"/>
-          <w:szCs w:val="72"/>
-          <w:lang w:val="es-CL" w:eastAsia="es-CL"/>
-        </w:rPr>
-        <w:t xml:space="preserve">Fase </w:t>
-      </w:r>
-      <w:r>
-        <w:rPr>
-          <w:rFonts w:asciiTheme="minorHAnsi" w:hAnsiTheme="minorHAnsi" w:eastAsiaTheme="minorEastAsia" w:cstheme="minorBidi"/>
-          <w:b/>
-          <w:bCs/>
-          <w:color w:val="000000"/>
-          <w:spacing w:val="-30"/>
-          <w:sz w:val="72"/>
-          <w:szCs w:val="72"/>
-          <w:lang w:val="es-CL" w:eastAsia="es-CL"/>
-        </w:rPr>
-        <w:t>2</w:t>
+        <w:t xml:space="preserve">Evaluación Fase 2</w:t>
       </w:r>
     </w:p>
     <w:p>
@@ -85,59 +59,7 @@
           <w:szCs w:val="48"/>
           <w:lang w:val="es-CL" w:eastAsia="es-CL"/>
         </w:rPr>
-        <w:t>Nombre</w:t>
-      </w:r>
-      <w:r>
-        <w:rPr>
-          <w:rFonts w:asciiTheme="minorHAnsi" w:hAnsiTheme="minorHAnsi" w:eastAsiaTheme="minorEastAsia" w:cstheme="minorBidi"/>
-          <w:b/>
-          <w:bCs/>
-          <w:color w:val="000000"/>
-          <w:spacing w:val="-30"/>
-          <w:sz w:val="48"/>
-          <w:szCs w:val="48"/>
-          <w:lang w:val="es-CL" w:eastAsia="es-CL"/>
-        </w:rPr>
-        <w:t xml:space="preserve">: </w:t>
-      </w:r>
-      <w:r>
-        <w:rPr>
-          <w:rFonts w:asciiTheme="minorHAnsi" w:hAnsiTheme="minorHAnsi" w:eastAsiaTheme="minorEastAsia" w:cstheme="minorBidi"/>
-          <w:b/>
-          <w:bCs/>
-          <w:color w:val="000000"/>
-          <w:spacing w:val="-30"/>
-          <w:sz w:val="48"/>
-          <w:szCs w:val="48"/>
-          <w:lang w:val="es-CL" w:eastAsia="es-CL"/>
-        </w:rPr>
-        <w:t xml:space="preserve">Autoevaluación </w:t>
-      </w:r>
-      <w:r>
-        <w:rPr>
-          <w:rFonts w:asciiTheme="minorHAnsi" w:hAnsiTheme="minorHAnsi" w:eastAsiaTheme="minorEastAsia" w:cstheme="minorBidi"/>
-          <w:b/>
-          <w:bCs/>
-          <w:color w:val="000000"/>
-          <w:spacing w:val="-30"/>
-          <w:sz w:val="48"/>
-          <w:szCs w:val="48"/>
-          <w:lang w:val="es-CL" w:eastAsia="es-CL"/>
-        </w:rPr>
-        <w:t xml:space="preserve">Informe avance </w:t>
-      </w:r>
-      <w:r>
-        <w:rPr>
-          <w:rFonts w:asciiTheme="minorHAnsi" w:hAnsiTheme="minorHAnsi" w:eastAsiaTheme="minorEastAsia" w:cstheme="minorBidi"/>
-          <w:b/>
-          <w:bCs/>
-          <w:color w:val="000000"/>
-          <w:spacing w:val="-30"/>
-          <w:sz w:val="48"/>
-          <w:szCs w:val="48"/>
-          <w:lang w:val="es-CL" w:eastAsia="es-CL"/>
-        </w:rPr>
-        <w:t>Proyecto APT</w:t>
+        <w:t xml:space="preserve">Nombre: Autoevaluación Informe avance Proyecto APT</w:t>
       </w:r>
     </w:p>
     <w:tbl>
@@ -300,18 +222,7 @@
                 <w:sz w:val="22"/>
                 <w:szCs w:val="22"/>
               </w:rPr>
-              <w:t>% P</w:t>
-            </w:r>
-            <w:r>
-              <w:rPr>
-                <w:rFonts w:asciiTheme="minorHAnsi" w:hAnsiTheme="minorHAnsi" w:eastAsiaTheme="minorEastAsia" w:cstheme="minorBidi"/>
-                <w:b/>
-                <w:bCs/>
-                <w:color w:val="FFFFFF" w:themeColor="background1"/>
-                <w:sz w:val="22"/>
-                <w:szCs w:val="22"/>
-              </w:rPr>
-              <w:t>onderación</w:t>
+              <w:t>% Ponderación</w:t>
             </w:r>
           </w:p>
         </w:tc>
@@ -408,14 +319,7 @@
                 <w:rFonts w:asciiTheme="minorHAnsi" w:hAnsiTheme="minorHAnsi" w:eastAsiaTheme="minorEastAsia" w:cstheme="minorBidi"/>
                 <w:color w:val="000000" w:themeColor="text1"/>
               </w:rPr>
-              <w:t xml:space="preserve">semana </w:t>
-            </w:r>
-            <w:r>
-              <w:rPr>
-                <w:rFonts w:asciiTheme="minorHAnsi" w:hAnsiTheme="minorHAnsi" w:eastAsiaTheme="minorEastAsia" w:cstheme="minorBidi"/>
-                <w:color w:val="000000" w:themeColor="text1"/>
-              </w:rPr>
-              <w:t>9</w:t>
+              <w:t xml:space="preserve">semana 9</w:t>
             </w:r>
           </w:p>
         </w:tc>
@@ -914,16 +818,7 @@
                 <w:bCs/>
                 <w:color w:val="FFFFFF" w:themeColor="background1"/>
               </w:rPr>
-              <w:t>Resultado</w:t>
-            </w:r>
-            <w:r>
-              <w:rPr>
-                <w:rFonts w:asciiTheme="minorHAnsi" w:hAnsiTheme="minorHAnsi" w:eastAsiaTheme="minorEastAsia" w:cstheme="minorBidi"/>
-                <w:b/>
-                <w:bCs/>
-                <w:color w:val="FFFFFF" w:themeColor="background1"/>
-              </w:rPr>
-              <w:t xml:space="preserve"> de Aprendizaje</w:t>
+              <w:t xml:space="preserve">Resultado de Aprendizaje</w:t>
             </w:r>
           </w:p>
         </w:tc>
@@ -956,16 +851,7 @@
                 <w:bCs/>
                 <w:color w:val="FFFFFF" w:themeColor="background1"/>
               </w:rPr>
-              <w:t>Indicador</w:t>
-            </w:r>
-            <w:r>
-              <w:rPr>
-                <w:rFonts w:asciiTheme="minorHAnsi" w:hAnsiTheme="minorHAnsi" w:eastAsiaTheme="minorEastAsia" w:cstheme="minorBidi"/>
-                <w:b/>
-                <w:bCs/>
-                <w:color w:val="FFFFFF" w:themeColor="background1"/>
-              </w:rPr>
-              <w:t xml:space="preserve"> de Logro (IL)</w:t>
+              <w:t xml:space="preserve">Indicador de Logro (IL)</w:t>
             </w:r>
           </w:p>
         </w:tc>
@@ -2125,19 +2011,7 @@
                 <w:szCs w:val="18"/>
                 <w:lang w:eastAsia="es-CL"/>
               </w:rPr>
-              <w:t>1</w:t>
-            </w:r>
-            <w:r>
-              <w:rPr>
-                <w:rFonts w:ascii="Calibri" w:hAnsi="Calibri" w:eastAsia="" w:cs="" w:asciiTheme="minorAscii" w:hAnsiTheme="minorAscii" w:eastAsiaTheme="minorEastAsia" w:cstheme="minorBidi"/>
-                <w:b w:val="1"/>
-                <w:bCs w:val="1"/>
-                <w:color w:val="000000" w:themeColor="text1" w:themeTint="FF" w:themeShade="FF"/>
-                <w:sz w:val="18"/>
-                <w:szCs w:val="18"/>
-                <w:lang w:eastAsia="es-CL"/>
-              </w:rPr>
-              <w:t>0</w:t>
+              <w:t>10</w:t>
             </w:r>
           </w:p>
         </w:tc>
@@ -2651,43 +2525,7 @@
                 <w:sz w:val="22"/>
                 <w:szCs w:val="22"/>
               </w:rPr>
-              <w:t>para desarrollar esta evaluación es de</w:t>
-            </w:r>
-            <w:r>
-              <w:rPr>
-                <w:rFonts w:asciiTheme="minorHAnsi" w:hAnsiTheme="minorHAnsi" w:eastAsiaTheme="minorEastAsia" w:cstheme="minorBidi"/>
-                <w:color w:val="000000" w:themeColor="text1"/>
-                <w:sz w:val="22"/>
-                <w:szCs w:val="22"/>
-              </w:rPr>
-              <w:t xml:space="preserve"> 20 minutos</w:t>
-            </w:r>
-            <w:r>
-              <w:rPr>
-                <w:rFonts w:asciiTheme="minorHAnsi" w:hAnsiTheme="minorHAnsi" w:eastAsiaTheme="minorEastAsia" w:cstheme="minorBidi"/>
-                <w:color w:val="000000" w:themeColor="text1"/>
-                <w:sz w:val="22"/>
-                <w:szCs w:val="22"/>
-              </w:rPr>
-              <w:t xml:space="preserve"> </w:t>
-            </w:r>
-            <w:r>
-              <w:rPr>
-                <w:rFonts w:asciiTheme="minorHAnsi" w:hAnsiTheme="minorHAnsi" w:eastAsiaTheme="minorEastAsia" w:cstheme="minorBidi"/>
-                <w:color w:val="000000" w:themeColor="text1"/>
-                <w:sz w:val="22"/>
-                <w:szCs w:val="22"/>
-              </w:rPr>
-              <w:t xml:space="preserve">y se realiza en la semana 9 </w:t>
-            </w:r>
-            <w:r>
-              <w:rPr>
-                <w:rFonts w:asciiTheme="minorHAnsi" w:hAnsiTheme="minorHAnsi" w:eastAsiaTheme="minorEastAsia" w:cstheme="minorBidi"/>
-                <w:color w:val="000000" w:themeColor="text1"/>
-                <w:sz w:val="22"/>
-                <w:szCs w:val="22"/>
-              </w:rPr>
-              <w:t>de manera</w:t>
+              <w:t xml:space="preserve">para desarrollar esta evaluación es de 20 minutos y se realiza en la semana 9 de manera</w:t>
             </w:r>
             <w:r>
               <w:rPr>
@@ -2707,16 +2545,7 @@
                 <w:sz w:val="22"/>
                 <w:szCs w:val="22"/>
               </w:rPr>
-              <w:t xml:space="preserve"> en </w:t>
-            </w:r>
-            <w:r>
-              <w:rPr>
-                <w:rFonts w:asciiTheme="minorHAnsi" w:hAnsiTheme="minorHAnsi" w:eastAsiaTheme="minorEastAsia" w:cstheme="minorBidi"/>
-                <w:color w:val="000000" w:themeColor="text1"/>
-                <w:sz w:val="22"/>
-                <w:szCs w:val="22"/>
-              </w:rPr>
-              <w:t>el taller de proyectos.</w:t>
+              <w:t xml:space="preserve"> en el taller de proyectos.</w:t>
             </w:r>
           </w:p>
           <w:p>
@@ -3292,34 +3121,7 @@
                 <w:sz w:val="22"/>
                 <w:szCs w:val="22"/>
               </w:rPr>
-              <w:t xml:space="preserve">Formato informe técnico: Portada, índice, </w:t>
-            </w:r>
-            <w:r>
-              <w:rPr>
-                <w:rFonts w:ascii="Calibri" w:hAnsi="Calibri" w:eastAsia="Calibri" w:cs="Calibri"/>
-                <w:color w:val="000000" w:themeColor="text1" w:themeTint="FF" w:themeShade="FF"/>
-                <w:sz w:val="22"/>
-                <w:szCs w:val="22"/>
-              </w:rPr>
-              <w:t>a</w:t>
-            </w:r>
-            <w:r>
-              <w:rPr>
-                <w:rFonts w:ascii="Calibri" w:hAnsi="Calibri" w:eastAsia="Calibri" w:cs="Calibri"/>
-                <w:color w:val="000000" w:themeColor="text1" w:themeTint="FF" w:themeShade="FF"/>
-                <w:sz w:val="22"/>
-                <w:szCs w:val="22"/>
-              </w:rPr>
-              <w:t>bstract</w:t>
-            </w:r>
-            <w:r>
-              <w:rPr>
-                <w:rFonts w:ascii="Calibri" w:hAnsi="Calibri" w:eastAsia="Calibri" w:cs="Calibri"/>
-                <w:color w:val="000000" w:themeColor="text1" w:themeTint="FF" w:themeShade="FF"/>
-                <w:sz w:val="22"/>
-                <w:szCs w:val="22"/>
-              </w:rPr>
-              <w:t>, desarrollo de ingeniería, conclusiones y reflexiones individuales.</w:t>
+              <w:t xml:space="preserve">Formato informe técnico: Portada, índice, abstract, desarrollo de ingeniería, conclusiones y reflexiones individuales.</w:t>
             </w:r>
           </w:p>
           <w:p>
@@ -3588,43 +3390,7 @@
                 <w:szCs w:val="22"/>
               </w:rPr>
               <w:lastRenderedPageBreak/>
-              <w:t xml:space="preserve">Tener un referente que oriente el proceso de </w:t>
-            </w:r>
-            <w:r>
-              <w:rPr>
-                <w:rFonts w:asciiTheme="minorHAnsi" w:hAnsiTheme="minorHAnsi" w:eastAsiaTheme="minorEastAsia" w:cstheme="minorBidi"/>
-                <w:color w:val="000000" w:themeColor="text1"/>
-                <w:sz w:val="22"/>
-                <w:szCs w:val="22"/>
-              </w:rPr>
-              <w:t>avance</w:t>
-            </w:r>
-            <w:r>
-              <w:rPr>
-                <w:rFonts w:asciiTheme="minorHAnsi" w:hAnsiTheme="minorHAnsi" w:eastAsiaTheme="minorEastAsia" w:cstheme="minorBidi"/>
-                <w:color w:val="000000" w:themeColor="text1"/>
-                <w:sz w:val="22"/>
-                <w:szCs w:val="22"/>
-              </w:rPr>
-              <w:t xml:space="preserve"> de tu</w:t>
-            </w:r>
-            <w:r>
-              <w:rPr>
-                <w:rFonts w:asciiTheme="minorHAnsi" w:hAnsiTheme="minorHAnsi" w:eastAsiaTheme="minorEastAsia" w:cstheme="minorBidi"/>
-                <w:color w:val="000000" w:themeColor="text1"/>
-                <w:sz w:val="22"/>
-                <w:szCs w:val="22"/>
-              </w:rPr>
-              <w:t xml:space="preserve"> informe del</w:t>
-            </w:r>
-            <w:r>
-              <w:rPr>
-                <w:rFonts w:asciiTheme="minorHAnsi" w:hAnsiTheme="minorHAnsi" w:eastAsiaTheme="minorEastAsia" w:cstheme="minorBidi"/>
-                <w:color w:val="000000" w:themeColor="text1"/>
-                <w:sz w:val="22"/>
-                <w:szCs w:val="22"/>
-              </w:rPr>
-              <w:t xml:space="preserve"> Proyecto APT.</w:t>
+              <w:t xml:space="preserve">Tener un referente que oriente el proceso de avance de tu informe del Proyecto APT.</w:t>
             </w:r>
           </w:p>
           <w:p>
@@ -3653,25 +3419,7 @@
                 <w:sz w:val="22"/>
                 <w:szCs w:val="22"/>
               </w:rPr>
-              <w:t>Reflexionar sobre</w:t>
-            </w:r>
-            <w:r>
-              <w:rPr>
-                <w:rFonts w:asciiTheme="minorHAnsi" w:hAnsiTheme="minorHAnsi" w:eastAsiaTheme="minorEastAsia" w:cstheme="minorBidi"/>
-                <w:color w:val="000000" w:themeColor="text1"/>
-                <w:sz w:val="22"/>
-                <w:szCs w:val="22"/>
-              </w:rPr>
-              <w:t xml:space="preserve"> el avance de</w:t>
-            </w:r>
-            <w:r>
-              <w:rPr>
-                <w:rFonts w:asciiTheme="minorHAnsi" w:hAnsiTheme="minorHAnsi" w:eastAsiaTheme="minorEastAsia" w:cstheme="minorBidi"/>
-                <w:color w:val="000000" w:themeColor="text1"/>
-                <w:sz w:val="22"/>
-                <w:szCs w:val="22"/>
-              </w:rPr>
-              <w:t xml:space="preserve"> tu Proyecto APT, para identificar fortalezas y aspectos por mejorar.</w:t>
+              <w:t xml:space="preserve">Reflexionar sobre el avance de tu Proyecto APT, para identificar fortalezas y aspectos por mejorar.</w:t>
             </w:r>
           </w:p>
           <w:p>
@@ -3741,43 +3489,7 @@
                 <w:sz w:val="22"/>
                 <w:szCs w:val="22"/>
               </w:rPr>
-              <w:t xml:space="preserve">A continuación, encontrarás la pauta (rúbrica) que debes utilizar para efectuar la autoevaluación. Esta te orientará sobre los elementos a considerar en esta experiencia de aprendizaje en la que realizas </w:t>
-            </w:r>
-            <w:r>
-              <w:rPr>
-                <w:rFonts w:asciiTheme="minorHAnsi" w:hAnsiTheme="minorHAnsi" w:eastAsiaTheme="minorEastAsia" w:cstheme="minorBidi"/>
-                <w:color w:val="000000" w:themeColor="text1"/>
-                <w:sz w:val="22"/>
-                <w:szCs w:val="22"/>
-              </w:rPr>
-              <w:t>el</w:t>
-            </w:r>
-            <w:r>
-              <w:rPr>
-                <w:rFonts w:asciiTheme="minorHAnsi" w:hAnsiTheme="minorHAnsi" w:eastAsiaTheme="minorEastAsia" w:cstheme="minorBidi"/>
-                <w:color w:val="000000" w:themeColor="text1"/>
-                <w:sz w:val="22"/>
-                <w:szCs w:val="22"/>
-              </w:rPr>
-              <w:t xml:space="preserve"> “De</w:t>
-            </w:r>
-            <w:r>
-              <w:rPr>
-                <w:rFonts w:asciiTheme="minorHAnsi" w:hAnsiTheme="minorHAnsi" w:eastAsiaTheme="minorEastAsia" w:cstheme="minorBidi"/>
-                <w:color w:val="000000" w:themeColor="text1"/>
-                <w:sz w:val="22"/>
-                <w:szCs w:val="22"/>
-              </w:rPr>
-              <w:t xml:space="preserve">sarrollo </w:t>
-            </w:r>
-            <w:r>
-              <w:rPr>
-                <w:rFonts w:asciiTheme="minorHAnsi" w:hAnsiTheme="minorHAnsi" w:eastAsiaTheme="minorEastAsia" w:cstheme="minorBidi"/>
-                <w:color w:val="000000" w:themeColor="text1"/>
-                <w:sz w:val="22"/>
-                <w:szCs w:val="22"/>
-              </w:rPr>
-              <w:t>Proyecto APT”.</w:t>
+              <w:t xml:space="preserve">A continuación, encontrarás la pauta (rúbrica) que debes utilizar para efectuar la autoevaluación. Esta te orientará sobre los elementos a considerar en esta experiencia de aprendizaje en la que realizas el “Desarrollo Proyecto APT”.</w:t>
             </w:r>
           </w:p>
           <w:p>
@@ -3818,25 +3530,7 @@
                 <w:sz w:val="22"/>
                 <w:szCs w:val="22"/>
               </w:rPr>
-              <w:t>Revisa con tu docente todos los indicadores que serán incluidos en la evaluación de esta experiencia (fase</w:t>
-            </w:r>
-            <w:r>
-              <w:rPr>
-                <w:rFonts w:asciiTheme="minorHAnsi" w:hAnsiTheme="minorHAnsi" w:eastAsiaTheme="minorEastAsia" w:cstheme="minorBidi"/>
-                <w:color w:val="000000" w:themeColor="text1"/>
-                <w:sz w:val="22"/>
-                <w:szCs w:val="22"/>
-              </w:rPr>
-              <w:t>2</w:t>
-            </w:r>
-            <w:r>
-              <w:rPr>
-                <w:rFonts w:asciiTheme="minorHAnsi" w:hAnsiTheme="minorHAnsi" w:eastAsiaTheme="minorEastAsia" w:cstheme="minorBidi"/>
-                <w:color w:val="000000" w:themeColor="text1"/>
-                <w:sz w:val="22"/>
-                <w:szCs w:val="22"/>
-              </w:rPr>
-              <w:t>). Pide retroalimentación para mejorar tu proyecto.</w:t>
+              <w:t>Revisa con tu docente todos los indicadores que serán incluidos en la evaluación de esta experiencia (fase2). Pide retroalimentación para mejorar tu proyecto.</w:t>
             </w:r>
           </w:p>
           <w:p>
@@ -3952,61 +3646,7 @@
                 <w:sz w:val="22"/>
                 <w:szCs w:val="22"/>
               </w:rPr>
-              <w:t xml:space="preserve">Para evaluar el logro del </w:t>
-            </w:r>
-            <w:r>
-              <w:rPr>
-                <w:rFonts w:asciiTheme="minorHAnsi" w:hAnsiTheme="minorHAnsi" w:eastAsiaTheme="minorEastAsia" w:cstheme="minorBidi"/>
-                <w:color w:val="000000" w:themeColor="text1"/>
-                <w:sz w:val="22"/>
-                <w:szCs w:val="22"/>
-              </w:rPr>
-              <w:t>indicador final</w:t>
-            </w:r>
-            <w:r>
-              <w:rPr>
-                <w:rFonts w:asciiTheme="minorHAnsi" w:hAnsiTheme="minorHAnsi" w:eastAsiaTheme="minorEastAsia" w:cstheme="minorBidi"/>
-                <w:color w:val="000000" w:themeColor="text1"/>
-                <w:sz w:val="22"/>
-                <w:szCs w:val="22"/>
-              </w:rPr>
-              <w:t xml:space="preserve">, “Cumple con los indicadores de calidad requeridos en </w:t>
-            </w:r>
-            <w:r>
-              <w:rPr>
-                <w:rFonts w:asciiTheme="minorHAnsi" w:hAnsiTheme="minorHAnsi" w:eastAsiaTheme="minorEastAsia" w:cstheme="minorBidi"/>
-                <w:color w:val="000000" w:themeColor="text1"/>
-                <w:sz w:val="22"/>
-                <w:szCs w:val="22"/>
-              </w:rPr>
-              <w:t>la presentación del</w:t>
-            </w:r>
-            <w:r>
-              <w:rPr>
-                <w:rFonts w:asciiTheme="minorHAnsi" w:hAnsiTheme="minorHAnsi" w:eastAsiaTheme="minorEastAsia" w:cstheme="minorBidi"/>
-                <w:color w:val="000000" w:themeColor="text1"/>
-                <w:sz w:val="22"/>
-                <w:szCs w:val="22"/>
-              </w:rPr>
-              <w:t xml:space="preserve"> informe de avance y final de acuerdo a estándares definidos por la disciplina”, deberás revisar si tu Informe de Proyecto APT cumple con los indicadores de calidad disciplinarios, propios de las competencias del Perfil de Egreso de la Carrera que están involucradas en tu Proyecto. Para ello, deberás seleccionar de la siguiente tabla aquellos indicadores de calidad propios de cada una de las competencias del perfil de egreso que se está desarrollando en el Proyecto presentado y determinar si </w:t>
-            </w:r>
-            <w:r>
-              <w:rPr>
-                <w:rFonts w:asciiTheme="minorHAnsi" w:hAnsiTheme="minorHAnsi" w:eastAsiaTheme="minorEastAsia" w:cstheme="minorBidi"/>
-                <w:color w:val="000000" w:themeColor="text1"/>
-                <w:sz w:val="22"/>
-                <w:szCs w:val="22"/>
-              </w:rPr>
-              <w:t>estos están o no presentes en tu</w:t>
-            </w:r>
-            <w:r>
-              <w:rPr>
-                <w:rFonts w:asciiTheme="minorHAnsi" w:hAnsiTheme="minorHAnsi" w:eastAsiaTheme="minorEastAsia" w:cstheme="minorBidi"/>
-                <w:color w:val="000000" w:themeColor="text1"/>
-                <w:sz w:val="22"/>
-                <w:szCs w:val="22"/>
-              </w:rPr>
-              <w:t xml:space="preserve"> propuesta.</w:t>
+              <w:t xml:space="preserve">Para evaluar el logro del indicador final, “Cumple con los indicadores de calidad requeridos en la presentación del informe de avance y final de acuerdo a estándares definidos por la disciplina”, deberás revisar si tu Informe de Proyecto APT cumple con los indicadores de calidad disciplinarios, propios de las competencias del Perfil de Egreso de la Carrera que están involucradas en tu Proyecto. Para ello, deberás seleccionar de la siguiente tabla aquellos indicadores de calidad propios de cada una de las competencias del perfil de egreso que se está desarrollando en el Proyecto presentado y determinar si estos están o no presentes en tu propuesta.</w:t>
             </w:r>
           </w:p>
           <w:p>
@@ -4424,14 +4064,7 @@
                 <w:rFonts w:ascii="Calibri" w:hAnsi="Calibri" w:eastAsia="" w:cs="" w:asciiTheme="minorAscii" w:hAnsiTheme="minorAscii" w:eastAsiaTheme="minorEastAsia" w:cstheme="minorBidi"/>
                 <w:color w:val="000000" w:themeColor="text1" w:themeTint="FF" w:themeShade="FF"/>
               </w:rPr>
-              <w:t>2.1 Planifica</w:t>
-            </w:r>
-            <w:r>
-              <w:rPr>
-                <w:rFonts w:ascii="Calibri" w:hAnsi="Calibri" w:eastAsia="" w:cs="" w:asciiTheme="minorAscii" w:hAnsiTheme="minorAscii" w:eastAsiaTheme="minorEastAsia" w:cstheme="minorBidi"/>
-                <w:color w:val="000000" w:themeColor="text1" w:themeTint="FF" w:themeShade="FF"/>
-              </w:rPr>
-              <w:t xml:space="preserve"> proyectos informáticos, ofreciendo alternativas para la toma de decisiones de acuerdo a los requerimientos de la organización.</w:t>
+              <w:t xml:space="preserve">2.1 Planifica proyectos informáticos, ofreciendo alternativas para la toma de decisiones de acuerdo a los requerimientos de la organización.</w:t>
             </w:r>
           </w:p>
           <w:p>
@@ -5223,47 +4856,7 @@
                 <w:color w:val="000000" w:themeColor="text1"/>
                 <w:lang w:eastAsia="en-US"/>
               </w:rPr>
-              <w:t>Demuestra</w:t>
-            </w:r>
-            <w:r>
-              <w:rPr>
-                <w:rFonts w:asciiTheme="minorHAnsi" w:hAnsiTheme="minorHAnsi" w:eastAsiaTheme="minorEastAsia" w:cstheme="minorBidi"/>
-                <w:color w:val="000000" w:themeColor="text1"/>
-                <w:lang w:eastAsia="en-US"/>
-              </w:rPr>
-              <w:t xml:space="preserve"> </w:t>
-            </w:r>
-            <w:r>
-              <w:rPr>
-                <w:rFonts w:asciiTheme="minorHAnsi" w:hAnsiTheme="minorHAnsi" w:eastAsiaTheme="minorEastAsia" w:cstheme="minorBidi"/>
-                <w:color w:val="000000" w:themeColor="text1"/>
-                <w:lang w:eastAsia="en-US"/>
-              </w:rPr>
-              <w:t>logro</w:t>
-            </w:r>
-            <w:r>
-              <w:rPr>
-                <w:rFonts w:asciiTheme="minorHAnsi" w:hAnsiTheme="minorHAnsi" w:eastAsiaTheme="minorEastAsia" w:cstheme="minorBidi"/>
-                <w:color w:val="000000" w:themeColor="text1"/>
-                <w:lang w:eastAsia="en-US"/>
-              </w:rPr>
-              <w:t xml:space="preserve"> destacado en</w:t>
-            </w:r>
-            <w:r>
-              <w:rPr>
-                <w:rFonts w:asciiTheme="minorHAnsi" w:hAnsiTheme="minorHAnsi" w:eastAsiaTheme="minorEastAsia" w:cstheme="minorBidi"/>
-                <w:color w:val="000000" w:themeColor="text1"/>
-                <w:lang w:eastAsia="en-US"/>
-              </w:rPr>
-              <w:t xml:space="preserve"> todos los aspectos evaluados en el indicador. </w:t>
-            </w:r>
-            <w:r>
-              <w:rPr>
-                <w:rFonts w:asciiTheme="minorHAnsi" w:hAnsiTheme="minorHAnsi" w:eastAsiaTheme="minorEastAsia" w:cstheme="minorBidi"/>
-                <w:color w:val="000000" w:themeColor="text1"/>
-                <w:lang w:eastAsia="en-US"/>
-              </w:rPr>
-              <w:t>Se considera como el punto óptimo dentro del rango competente.</w:t>
+              <w:t xml:space="preserve">Demuestra logro destacado en todos los aspectos evaluados en el indicador. Se considera como el punto óptimo dentro del rango competente.</w:t>
             </w:r>
           </w:p>
         </w:tc>
@@ -5354,71 +4947,7 @@
                 <w:color w:val="000000" w:themeColor="text1"/>
                 <w:lang w:eastAsia="en-US"/>
               </w:rPr>
-              <w:t xml:space="preserve">Demuestra </w:t>
-            </w:r>
-            <w:r>
-              <w:rPr>
-                <w:rFonts w:asciiTheme="minorHAnsi" w:hAnsiTheme="minorHAnsi" w:eastAsiaTheme="minorEastAsia" w:cstheme="minorBidi"/>
-                <w:color w:val="000000" w:themeColor="text1"/>
-                <w:lang w:eastAsia="en-US"/>
-              </w:rPr>
-              <w:t xml:space="preserve"> </w:t>
-            </w:r>
-            <w:r>
-              <w:rPr>
-                <w:rFonts w:asciiTheme="minorHAnsi" w:hAnsiTheme="minorHAnsi" w:eastAsiaTheme="minorEastAsia" w:cstheme="minorBidi"/>
-                <w:color w:val="000000" w:themeColor="text1"/>
-                <w:lang w:eastAsia="en-US"/>
-              </w:rPr>
-              <w:t xml:space="preserve">logro </w:t>
-            </w:r>
-            <w:r>
-              <w:rPr>
-                <w:rFonts w:asciiTheme="minorHAnsi" w:hAnsiTheme="minorHAnsi" w:eastAsiaTheme="minorEastAsia" w:cstheme="minorBidi"/>
-                <w:color w:val="000000" w:themeColor="text1"/>
-                <w:lang w:eastAsia="en-US"/>
-              </w:rPr>
-              <w:t xml:space="preserve">en </w:t>
-            </w:r>
-            <w:r>
-              <w:rPr>
-                <w:rFonts w:asciiTheme="minorHAnsi" w:hAnsiTheme="minorHAnsi" w:eastAsiaTheme="minorEastAsia" w:cstheme="minorBidi"/>
-                <w:color w:val="000000" w:themeColor="text1"/>
-                <w:lang w:eastAsia="en-US"/>
-              </w:rPr>
-              <w:t xml:space="preserve">los elementos básicos del indicador, </w:t>
-            </w:r>
-            <w:r>
-              <w:rPr>
-                <w:rFonts w:asciiTheme="minorHAnsi" w:hAnsiTheme="minorHAnsi" w:eastAsiaTheme="minorEastAsia" w:cstheme="minorBidi"/>
-                <w:color w:val="000000" w:themeColor="text1"/>
-                <w:lang w:eastAsia="en-US"/>
-              </w:rPr>
-              <w:t xml:space="preserve">las </w:t>
-            </w:r>
-            <w:r>
-              <w:rPr>
-                <w:rFonts w:asciiTheme="minorHAnsi" w:hAnsiTheme="minorHAnsi" w:eastAsiaTheme="minorEastAsia" w:cstheme="minorBidi"/>
-                <w:color w:val="000000" w:themeColor="text1"/>
-                <w:lang w:eastAsia="en-US"/>
-              </w:rPr>
-              <w:t xml:space="preserve"> omisiones, dificultades o errores</w:t>
-            </w:r>
-            <w:r>
-              <w:rPr>
-                <w:rFonts w:asciiTheme="minorHAnsi" w:hAnsiTheme="minorHAnsi" w:eastAsiaTheme="minorEastAsia" w:cstheme="minorBidi"/>
-                <w:color w:val="000000" w:themeColor="text1"/>
-                <w:lang w:eastAsia="en-US"/>
-              </w:rPr>
-              <w:t xml:space="preserve"> le permiten ser considerado competente</w:t>
-            </w:r>
-            <w:r>
-              <w:rPr>
-                <w:rFonts w:asciiTheme="minorHAnsi" w:hAnsiTheme="minorHAnsi" w:eastAsiaTheme="minorEastAsia" w:cstheme="minorBidi"/>
-                <w:color w:val="000000" w:themeColor="text1"/>
-                <w:lang w:eastAsia="en-US"/>
-              </w:rPr>
-              <w:t>.</w:t>
+              <w:t xml:space="preserve">Demuestra  logro en los elementos básicos del indicador, las  omisiones, dificultades o errores le permiten ser considerado competente.</w:t>
             </w:r>
           </w:p>
         </w:tc>
@@ -5509,23 +5038,7 @@
                 <w:color w:val="000000" w:themeColor="text1"/>
                 <w:lang w:eastAsia="en-US"/>
               </w:rPr>
-              <w:t>Presenta importantes om</w:t>
-            </w:r>
-            <w:r>
-              <w:rPr>
-                <w:rFonts w:asciiTheme="minorHAnsi" w:hAnsiTheme="minorHAnsi" w:eastAsiaTheme="minorEastAsia" w:cstheme="minorBidi"/>
-                <w:color w:val="000000" w:themeColor="text1"/>
-                <w:lang w:eastAsia="en-US"/>
-              </w:rPr>
-              <w:t>isiones, dificultades o errores</w:t>
-            </w:r>
-            <w:r>
-              <w:rPr>
-                <w:rFonts w:asciiTheme="minorHAnsi" w:hAnsiTheme="minorHAnsi" w:eastAsiaTheme="minorEastAsia" w:cstheme="minorBidi"/>
-                <w:color w:val="000000" w:themeColor="text1"/>
-                <w:lang w:eastAsia="en-US"/>
-              </w:rPr>
-              <w:t xml:space="preserve"> que no permiten evidenciar los elementos básicos del logro del indicador, por lo que no puede ser considerado competente.</w:t>
+              <w:t xml:space="preserve">Presenta importantes omisiones, dificultades o errores que no permiten evidenciar los elementos básicos del logro del indicador, por lo que no puede ser considerado competente.</w:t>
             </w:r>
           </w:p>
         </w:tc>
@@ -5616,15 +5129,7 @@
                 <w:color w:val="000000" w:themeColor="text1"/>
                 <w:lang w:eastAsia="en-US"/>
               </w:rPr>
-              <w:t xml:space="preserve">Presenta ausencia o incorrecto </w:t>
-            </w:r>
-            <w:r>
-              <w:rPr>
-                <w:rFonts w:asciiTheme="minorHAnsi" w:hAnsiTheme="minorHAnsi" w:eastAsiaTheme="minorEastAsia" w:cstheme="minorBidi"/>
-                <w:color w:val="000000" w:themeColor="text1"/>
-                <w:lang w:eastAsia="en-US"/>
-              </w:rPr>
-              <w:t>logro de los aspectos evaluados en el indicador.</w:t>
+              <w:t xml:space="preserve">Presenta ausencia o incorrecto logro de los aspectos evaluados en el indicador.</w:t>
             </w:r>
           </w:p>
         </w:tc>
@@ -5727,27 +5232,7 @@
                 <w:color w:val="FFFFFF" w:themeColor="background1"/>
                 <w:lang w:eastAsia="es-CL"/>
               </w:rPr>
-              <w:t>Categoría</w:t>
-            </w:r>
-            <w:r>
-              <w:rPr>
-                <w:rFonts w:asciiTheme="minorHAnsi" w:hAnsiTheme="minorHAnsi" w:eastAsiaTheme="minorEastAsia" w:cstheme="minorBidi"/>
-                <w:b/>
-                <w:bCs/>
-                <w:color w:val="FFFFFF" w:themeColor="background1"/>
-                <w:lang w:eastAsia="es-CL"/>
-              </w:rPr>
-              <w:t>s</w:t>
-            </w:r>
-            <w:r>
-              <w:rPr>
-                <w:rFonts w:asciiTheme="minorHAnsi" w:hAnsiTheme="minorHAnsi" w:eastAsiaTheme="minorEastAsia" w:cstheme="minorBidi"/>
-                <w:b/>
-                <w:bCs/>
-                <w:color w:val="FFFFFF" w:themeColor="background1"/>
-                <w:lang w:eastAsia="es-CL"/>
-              </w:rPr>
-              <w:t xml:space="preserve"> de Respuesta</w:t>
+              <w:t xml:space="preserve">Categorías de Respuesta</w:t>
             </w:r>
           </w:p>
         </w:tc>
@@ -5844,9 +5329,21 @@
                 <w:color w:val="FFFFFF" w:themeColor="background1"/>
                 <w:lang w:eastAsia="es-CL"/>
               </w:rPr>
-              <w:t xml:space="preserve">  </w:t>
-            </w:r>
-            <w:r>
+              <w:t xml:space="preserve">  (100%)</w:t>
+            </w:r>
+          </w:p>
+        </w:tc>
+        <w:tc>
+          <w:tcPr>
+            <w:tcW w:w="2415" w:type="dxa"/>
+            <w:shd w:val="clear" w:color="auto" w:fill="262626" w:themeFill="text1" w:themeFillTint="D9"/>
+            <w:tcMar/>
+            <w:vAlign w:val="center"/>
+            <w:hideMark/>
+          </w:tcPr>
+          <w:p>
+            <w:pPr>
+              <w:jc w:val="center"/>
               <w:rPr>
                 <w:rFonts w:asciiTheme="minorHAnsi" w:hAnsiTheme="minorHAnsi" w:eastAsiaTheme="minorEastAsia" w:cstheme="minorBidi"/>
                 <w:b/>
@@ -5854,7 +5351,17 @@
                 <w:color w:val="FFFFFF" w:themeColor="background1"/>
                 <w:lang w:eastAsia="es-CL"/>
               </w:rPr>
-              <w:t>(</w:t>
+            </w:pPr>
+            <w:r>
+              <w:rPr>
+                <w:rFonts w:asciiTheme="minorHAnsi" w:hAnsiTheme="minorHAnsi" w:eastAsiaTheme="minorEastAsia" w:cstheme="minorBidi"/>
+                <w:b/>
+                <w:bCs/>
+                <w:color w:val="FFFFFF" w:themeColor="background1"/>
+                <w:sz w:val="22"/>
+                <w:szCs w:val="22"/>
+              </w:rPr>
+              <w:t>Logrado</w:t>
             </w:r>
             <w:r>
               <w:rPr>
@@ -5864,9 +5371,46 @@
                 <w:color w:val="FFFFFF" w:themeColor="background1"/>
                 <w:lang w:eastAsia="es-CL"/>
               </w:rPr>
-              <w:t>100%</w:t>
-            </w:r>
-            <w:r>
+              <w:t xml:space="preserve">  (60%)</w:t>
+            </w:r>
+          </w:p>
+        </w:tc>
+        <w:tc>
+          <w:tcPr>
+            <w:tcW w:w="2115" w:type="dxa"/>
+            <w:shd w:val="clear" w:color="auto" w:fill="262626" w:themeFill="text1" w:themeFillTint="D9"/>
+            <w:tcMar/>
+            <w:vAlign w:val="center"/>
+            <w:hideMark/>
+          </w:tcPr>
+          <w:p>
+            <w:pPr>
+              <w:pStyle w:val="Default"/>
+              <w:jc w:val="center"/>
+              <w:rPr>
+                <w:rFonts w:asciiTheme="minorHAnsi" w:hAnsiTheme="minorHAnsi" w:eastAsiaTheme="minorEastAsia" w:cstheme="minorBidi"/>
+                <w:b/>
+                <w:bCs/>
+                <w:color w:val="FFFFFF" w:themeColor="background1"/>
+                <w:sz w:val="22"/>
+                <w:szCs w:val="22"/>
+              </w:rPr>
+            </w:pPr>
+            <w:r>
+              <w:rPr>
+                <w:rFonts w:asciiTheme="minorHAnsi" w:hAnsiTheme="minorHAnsi" w:eastAsiaTheme="minorEastAsia" w:cstheme="minorBidi"/>
+                <w:b/>
+                <w:bCs/>
+                <w:color w:val="FFFFFF" w:themeColor="background1"/>
+                <w:sz w:val="22"/>
+                <w:szCs w:val="22"/>
+              </w:rPr>
+              <w:t xml:space="preserve">Logro incipiente </w:t>
+            </w:r>
+          </w:p>
+          <w:p>
+            <w:pPr>
+              <w:jc w:val="center"/>
               <w:rPr>
                 <w:rFonts w:asciiTheme="minorHAnsi" w:hAnsiTheme="minorHAnsi" w:eastAsiaTheme="minorEastAsia" w:cstheme="minorBidi"/>
                 <w:b/>
@@ -5874,13 +5418,22 @@
                 <w:color w:val="FFFFFF" w:themeColor="background1"/>
                 <w:lang w:eastAsia="es-CL"/>
               </w:rPr>
-              <w:t>)</w:t>
-            </w:r>
-          </w:p>
-        </w:tc>
-        <w:tc>
-          <w:tcPr>
-            <w:tcW w:w="2415" w:type="dxa"/>
+            </w:pPr>
+            <w:r>
+              <w:rPr>
+                <w:rFonts w:asciiTheme="minorHAnsi" w:hAnsiTheme="minorHAnsi" w:eastAsiaTheme="minorEastAsia" w:cstheme="minorBidi"/>
+                <w:b/>
+                <w:bCs/>
+                <w:color w:val="FFFFFF" w:themeColor="background1"/>
+                <w:lang w:eastAsia="es-CL"/>
+              </w:rPr>
+              <w:t>(30%)</w:t>
+            </w:r>
+          </w:p>
+        </w:tc>
+        <w:tc>
+          <w:tcPr>
+            <w:tcW w:w="2140" w:type="dxa"/>
             <w:shd w:val="clear" w:color="auto" w:fill="262626" w:themeFill="text1" w:themeFillTint="D9"/>
             <w:tcMar/>
             <w:vAlign w:val="center"/>
@@ -5903,12 +5456,14 @@
                 <w:b/>
                 <w:bCs/>
                 <w:color w:val="FFFFFF" w:themeColor="background1"/>
-                <w:sz w:val="22"/>
-                <w:szCs w:val="22"/>
-              </w:rPr>
-              <w:t>Logrado</w:t>
-            </w:r>
-            <w:r>
+                <w:lang w:eastAsia="es-CL"/>
+              </w:rPr>
+              <w:t>No logrado</w:t>
+            </w:r>
+          </w:p>
+          <w:p>
+            <w:pPr>
+              <w:jc w:val="center"/>
               <w:rPr>
                 <w:rFonts w:asciiTheme="minorHAnsi" w:hAnsiTheme="minorHAnsi" w:eastAsiaTheme="minorEastAsia" w:cstheme="minorBidi"/>
                 <w:b/>
@@ -5916,8 +5471,7 @@
                 <w:color w:val="FFFFFF" w:themeColor="background1"/>
                 <w:lang w:eastAsia="es-CL"/>
               </w:rPr>
-              <w:t xml:space="preserve">  </w:t>
-            </w:r>
+            </w:pPr>
             <w:r>
               <w:rPr>
                 <w:rFonts w:asciiTheme="minorHAnsi" w:hAnsiTheme="minorHAnsi" w:eastAsiaTheme="minorEastAsia" w:cstheme="minorBidi"/>
@@ -5926,186 +5480,7 @@
                 <w:color w:val="FFFFFF" w:themeColor="background1"/>
                 <w:lang w:eastAsia="es-CL"/>
               </w:rPr>
-              <w:t>(</w:t>
-            </w:r>
-            <w:r>
-              <w:rPr>
-                <w:rFonts w:asciiTheme="minorHAnsi" w:hAnsiTheme="minorHAnsi" w:eastAsiaTheme="minorEastAsia" w:cstheme="minorBidi"/>
-                <w:b/>
-                <w:bCs/>
-                <w:color w:val="FFFFFF" w:themeColor="background1"/>
-                <w:lang w:eastAsia="es-CL"/>
-              </w:rPr>
-              <w:t>60%</w:t>
-            </w:r>
-            <w:r>
-              <w:rPr>
-                <w:rFonts w:asciiTheme="minorHAnsi" w:hAnsiTheme="minorHAnsi" w:eastAsiaTheme="minorEastAsia" w:cstheme="minorBidi"/>
-                <w:b/>
-                <w:bCs/>
-                <w:color w:val="FFFFFF" w:themeColor="background1"/>
-                <w:lang w:eastAsia="es-CL"/>
-              </w:rPr>
-              <w:t>)</w:t>
-            </w:r>
-          </w:p>
-        </w:tc>
-        <w:tc>
-          <w:tcPr>
-            <w:tcW w:w="2115" w:type="dxa"/>
-            <w:shd w:val="clear" w:color="auto" w:fill="262626" w:themeFill="text1" w:themeFillTint="D9"/>
-            <w:tcMar/>
-            <w:vAlign w:val="center"/>
-            <w:hideMark/>
-          </w:tcPr>
-          <w:p>
-            <w:pPr>
-              <w:pStyle w:val="Default"/>
-              <w:jc w:val="center"/>
-              <w:rPr>
-                <w:rFonts w:asciiTheme="minorHAnsi" w:hAnsiTheme="minorHAnsi" w:eastAsiaTheme="minorEastAsia" w:cstheme="minorBidi"/>
-                <w:b/>
-                <w:bCs/>
-                <w:color w:val="FFFFFF" w:themeColor="background1"/>
-                <w:sz w:val="22"/>
-                <w:szCs w:val="22"/>
-              </w:rPr>
-            </w:pPr>
-            <w:r>
-              <w:rPr>
-                <w:rFonts w:asciiTheme="minorHAnsi" w:hAnsiTheme="minorHAnsi" w:eastAsiaTheme="minorEastAsia" w:cstheme="minorBidi"/>
-                <w:b/>
-                <w:bCs/>
-                <w:color w:val="FFFFFF" w:themeColor="background1"/>
-                <w:sz w:val="22"/>
-                <w:szCs w:val="22"/>
-              </w:rPr>
-              <w:t xml:space="preserve">Logro incipiente </w:t>
-            </w:r>
-          </w:p>
-          <w:p>
-            <w:pPr>
-              <w:jc w:val="center"/>
-              <w:rPr>
-                <w:rFonts w:asciiTheme="minorHAnsi" w:hAnsiTheme="minorHAnsi" w:eastAsiaTheme="minorEastAsia" w:cstheme="minorBidi"/>
-                <w:b/>
-                <w:bCs/>
-                <w:color w:val="FFFFFF" w:themeColor="background1"/>
-                <w:lang w:eastAsia="es-CL"/>
-              </w:rPr>
-            </w:pPr>
-            <w:r>
-              <w:rPr>
-                <w:rFonts w:asciiTheme="minorHAnsi" w:hAnsiTheme="minorHAnsi" w:eastAsiaTheme="minorEastAsia" w:cstheme="minorBidi"/>
-                <w:b/>
-                <w:bCs/>
-                <w:color w:val="FFFFFF" w:themeColor="background1"/>
-                <w:lang w:eastAsia="es-CL"/>
-              </w:rPr>
-              <w:t>(</w:t>
-            </w:r>
-            <w:r>
-              <w:rPr>
-                <w:rFonts w:asciiTheme="minorHAnsi" w:hAnsiTheme="minorHAnsi" w:eastAsiaTheme="minorEastAsia" w:cstheme="minorBidi"/>
-                <w:b/>
-                <w:bCs/>
-                <w:color w:val="FFFFFF" w:themeColor="background1"/>
-                <w:lang w:eastAsia="es-CL"/>
-              </w:rPr>
-              <w:t>30%</w:t>
-            </w:r>
-            <w:r>
-              <w:rPr>
-                <w:rFonts w:asciiTheme="minorHAnsi" w:hAnsiTheme="minorHAnsi" w:eastAsiaTheme="minorEastAsia" w:cstheme="minorBidi"/>
-                <w:b/>
-                <w:bCs/>
-                <w:color w:val="FFFFFF" w:themeColor="background1"/>
-                <w:lang w:eastAsia="es-CL"/>
-              </w:rPr>
-              <w:t>)</w:t>
-            </w:r>
-          </w:p>
-        </w:tc>
-        <w:tc>
-          <w:tcPr>
-            <w:tcW w:w="2140" w:type="dxa"/>
-            <w:shd w:val="clear" w:color="auto" w:fill="262626" w:themeFill="text1" w:themeFillTint="D9"/>
-            <w:tcMar/>
-            <w:vAlign w:val="center"/>
-            <w:hideMark/>
-          </w:tcPr>
-          <w:p>
-            <w:pPr>
-              <w:jc w:val="center"/>
-              <w:rPr>
-                <w:rFonts w:asciiTheme="minorHAnsi" w:hAnsiTheme="minorHAnsi" w:eastAsiaTheme="minorEastAsia" w:cstheme="minorBidi"/>
-                <w:b/>
-                <w:bCs/>
-                <w:color w:val="FFFFFF" w:themeColor="background1"/>
-                <w:lang w:eastAsia="es-CL"/>
-              </w:rPr>
-            </w:pPr>
-            <w:r>
-              <w:rPr>
-                <w:rFonts w:asciiTheme="minorHAnsi" w:hAnsiTheme="minorHAnsi" w:eastAsiaTheme="minorEastAsia" w:cstheme="minorBidi"/>
-                <w:b/>
-                <w:bCs/>
-                <w:color w:val="FFFFFF" w:themeColor="background1"/>
-                <w:lang w:eastAsia="es-CL"/>
-              </w:rPr>
-              <w:t>N</w:t>
-            </w:r>
-            <w:r>
-              <w:rPr>
-                <w:rFonts w:asciiTheme="minorHAnsi" w:hAnsiTheme="minorHAnsi" w:eastAsiaTheme="minorEastAsia" w:cstheme="minorBidi"/>
-                <w:b/>
-                <w:bCs/>
-                <w:color w:val="FFFFFF" w:themeColor="background1"/>
-                <w:lang w:eastAsia="es-CL"/>
-              </w:rPr>
-              <w:t>o logrado</w:t>
-            </w:r>
-          </w:p>
-          <w:p>
-            <w:pPr>
-              <w:jc w:val="center"/>
-              <w:rPr>
-                <w:rFonts w:asciiTheme="minorHAnsi" w:hAnsiTheme="minorHAnsi" w:eastAsiaTheme="minorEastAsia" w:cstheme="minorBidi"/>
-                <w:b/>
-                <w:bCs/>
-                <w:color w:val="FFFFFF" w:themeColor="background1"/>
-                <w:lang w:eastAsia="es-CL"/>
-              </w:rPr>
-            </w:pPr>
-            <w:r>
-              <w:rPr>
-                <w:rFonts w:asciiTheme="minorHAnsi" w:hAnsiTheme="minorHAnsi" w:eastAsiaTheme="minorEastAsia" w:cstheme="minorBidi"/>
-                <w:b/>
-                <w:bCs/>
-                <w:color w:val="FFFFFF" w:themeColor="background1"/>
-                <w:lang w:eastAsia="es-CL"/>
-              </w:rPr>
-              <w:t>(</w:t>
-            </w:r>
-            <w:r>
-              <w:rPr>
-                <w:rFonts w:asciiTheme="minorHAnsi" w:hAnsiTheme="minorHAnsi" w:eastAsiaTheme="minorEastAsia" w:cstheme="minorBidi"/>
-                <w:b/>
-                <w:bCs/>
-                <w:color w:val="FFFFFF" w:themeColor="background1"/>
-                <w:lang w:eastAsia="es-CL"/>
-              </w:rPr>
-              <w:t>0%</w:t>
-            </w:r>
-            <w:r>
-              <w:rPr>
-                <w:rFonts w:asciiTheme="minorHAnsi" w:hAnsiTheme="minorHAnsi" w:eastAsiaTheme="minorEastAsia" w:cstheme="minorBidi"/>
-                <w:b/>
-                <w:bCs/>
-                <w:color w:val="FFFFFF" w:themeColor="background1"/>
-                <w:lang w:eastAsia="es-CL"/>
-              </w:rPr>
-              <w:t>)</w:t>
+              <w:t>(0%)</w:t>
             </w:r>
           </w:p>
         </w:tc>
@@ -6194,63 +5569,7 @@
                 <w:rFonts w:asciiTheme="minorHAnsi" w:hAnsiTheme="minorHAnsi" w:eastAsiaTheme="minorEastAsia" w:cstheme="minorBidi"/>
                 <w:color w:val="000000" w:themeColor="text1"/>
               </w:rPr>
-              <w:t>Señal</w:t>
-            </w:r>
-            <w:r>
-              <w:rPr>
-                <w:rFonts w:asciiTheme="minorHAnsi" w:hAnsiTheme="minorHAnsi" w:eastAsiaTheme="minorEastAsia" w:cstheme="minorBidi"/>
-                <w:color w:val="000000" w:themeColor="text1"/>
-              </w:rPr>
-              <w:t>é</w:t>
-            </w:r>
-            <w:r>
-              <w:rPr>
-                <w:rFonts w:asciiTheme="minorHAnsi" w:hAnsiTheme="minorHAnsi" w:eastAsiaTheme="minorEastAsia" w:cstheme="minorBidi"/>
-                <w:color w:val="000000" w:themeColor="text1"/>
-              </w:rPr>
-              <w:t xml:space="preserve"> los </w:t>
-            </w:r>
-            <w:r>
-              <w:rPr>
-                <w:rFonts w:asciiTheme="minorHAnsi" w:hAnsiTheme="minorHAnsi" w:eastAsiaTheme="minorEastAsia" w:cstheme="minorBidi"/>
-                <w:color w:val="000000" w:themeColor="text1"/>
-              </w:rPr>
-              <w:t>ajustes que realicé</w:t>
-            </w:r>
-            <w:r>
-              <w:rPr>
-                <w:rFonts w:asciiTheme="minorHAnsi" w:hAnsiTheme="minorHAnsi" w:eastAsiaTheme="minorEastAsia" w:cstheme="minorBidi"/>
-                <w:color w:val="000000" w:themeColor="text1"/>
-              </w:rPr>
-              <w:t xml:space="preserve"> o realizar</w:t>
-            </w:r>
-            <w:r>
-              <w:rPr>
-                <w:rFonts w:asciiTheme="minorHAnsi" w:hAnsiTheme="minorHAnsi" w:eastAsiaTheme="minorEastAsia" w:cstheme="minorBidi"/>
-                <w:color w:val="000000" w:themeColor="text1"/>
-              </w:rPr>
-              <w:t>é</w:t>
-            </w:r>
-            <w:r>
-              <w:rPr>
-                <w:rFonts w:asciiTheme="minorHAnsi" w:hAnsiTheme="minorHAnsi" w:eastAsiaTheme="minorEastAsia" w:cstheme="minorBidi"/>
-                <w:color w:val="000000" w:themeColor="text1"/>
-              </w:rPr>
-              <w:t xml:space="preserve"> y los justifi</w:t>
-            </w:r>
-            <w:r>
-              <w:rPr>
-                <w:rFonts w:asciiTheme="minorHAnsi" w:hAnsiTheme="minorHAnsi" w:eastAsiaTheme="minorEastAsia" w:cstheme="minorBidi"/>
-                <w:color w:val="000000" w:themeColor="text1"/>
-              </w:rPr>
-              <w:t xml:space="preserve">qué </w:t>
-            </w:r>
-            <w:r>
-              <w:rPr>
-                <w:rFonts w:asciiTheme="minorHAnsi" w:hAnsiTheme="minorHAnsi" w:eastAsiaTheme="minorEastAsia" w:cstheme="minorBidi"/>
-                <w:color w:val="000000" w:themeColor="text1"/>
-              </w:rPr>
-              <w:t>considerando las dificultades, facilitadores y retroalimentación del docente.</w:t>
+              <w:t xml:space="preserve">Señalé los ajustes que realicé o realizaré y los justifiqué considerando las dificultades, facilitadores y retroalimentación del docente.</w:t>
             </w:r>
           </w:p>
         </w:tc>
@@ -6273,56 +5592,7 @@
                 <w:rFonts w:asciiTheme="minorHAnsi" w:hAnsiTheme="minorHAnsi" w:eastAsiaTheme="minorEastAsia" w:cstheme="minorBidi"/>
                 <w:color w:val="000000" w:themeColor="text1"/>
               </w:rPr>
-              <w:t xml:space="preserve">Señalé </w:t>
-            </w:r>
-            <w:r>
-              <w:rPr>
-                <w:rFonts w:asciiTheme="minorHAnsi" w:hAnsiTheme="minorHAnsi" w:eastAsiaTheme="minorEastAsia" w:cstheme="minorBidi"/>
-                <w:color w:val="000000" w:themeColor="text1"/>
-              </w:rPr>
-              <w:t xml:space="preserve">los ajustes que </w:t>
-            </w:r>
-            <w:r>
-              <w:rPr>
-                <w:rFonts w:asciiTheme="minorHAnsi" w:hAnsiTheme="minorHAnsi" w:eastAsiaTheme="minorEastAsia" w:cstheme="minorBidi"/>
-                <w:color w:val="000000" w:themeColor="text1"/>
-              </w:rPr>
-              <w:t xml:space="preserve"> realicé </w:t>
-            </w:r>
-            <w:r>
-              <w:rPr>
-                <w:rFonts w:asciiTheme="minorHAnsi" w:hAnsiTheme="minorHAnsi" w:eastAsiaTheme="minorEastAsia" w:cstheme="minorBidi"/>
-                <w:color w:val="000000" w:themeColor="text1"/>
-              </w:rPr>
-              <w:t>o realizar</w:t>
-            </w:r>
-            <w:r>
-              <w:rPr>
-                <w:rFonts w:asciiTheme="minorHAnsi" w:hAnsiTheme="minorHAnsi" w:eastAsiaTheme="minorEastAsia" w:cstheme="minorBidi"/>
-                <w:color w:val="000000" w:themeColor="text1"/>
-              </w:rPr>
-              <w:t>é</w:t>
-            </w:r>
-            <w:r>
-              <w:rPr>
-                <w:rFonts w:asciiTheme="minorHAnsi" w:hAnsiTheme="minorHAnsi" w:eastAsiaTheme="minorEastAsia" w:cstheme="minorBidi"/>
-                <w:color w:val="000000" w:themeColor="text1"/>
-              </w:rPr>
-              <w:t xml:space="preserve"> y los </w:t>
-            </w:r>
-            <w:r>
-              <w:rPr>
-                <w:rFonts w:asciiTheme="minorHAnsi" w:hAnsiTheme="minorHAnsi" w:eastAsiaTheme="minorEastAsia" w:cstheme="minorBidi"/>
-                <w:color w:val="000000" w:themeColor="text1"/>
-              </w:rPr>
-              <w:t xml:space="preserve"> justifiqué </w:t>
-            </w:r>
-            <w:r>
-              <w:rPr>
-                <w:rFonts w:asciiTheme="minorHAnsi" w:hAnsiTheme="minorHAnsi" w:eastAsiaTheme="minorEastAsia" w:cstheme="minorBidi"/>
-                <w:color w:val="000000" w:themeColor="text1"/>
-              </w:rPr>
-              <w:t>considerando las dificultades, facilitadores o retroalimentación del docente.</w:t>
+              <w:t xml:space="preserve">Señalé los ajustes que  realicé o realizaré y los  justifiqué considerando las dificultades, facilitadores o retroalimentación del docente.</w:t>
             </w:r>
           </w:p>
         </w:tc>
@@ -6345,56 +5615,7 @@
                 <w:rFonts w:asciiTheme="minorHAnsi" w:hAnsiTheme="minorHAnsi" w:eastAsiaTheme="minorEastAsia" w:cstheme="minorBidi"/>
                 <w:color w:val="000000" w:themeColor="text1"/>
               </w:rPr>
-              <w:t xml:space="preserve">Señalé </w:t>
-            </w:r>
-            <w:r>
-              <w:rPr>
-                <w:rFonts w:asciiTheme="minorHAnsi" w:hAnsiTheme="minorHAnsi" w:eastAsiaTheme="minorEastAsia" w:cstheme="minorBidi"/>
-                <w:color w:val="000000" w:themeColor="text1"/>
-              </w:rPr>
-              <w:t xml:space="preserve">los ajustes que </w:t>
-            </w:r>
-            <w:r>
-              <w:rPr>
-                <w:rFonts w:asciiTheme="minorHAnsi" w:hAnsiTheme="minorHAnsi" w:eastAsiaTheme="minorEastAsia" w:cstheme="minorBidi"/>
-                <w:color w:val="000000" w:themeColor="text1"/>
-              </w:rPr>
-              <w:t xml:space="preserve"> realicé </w:t>
-            </w:r>
-            <w:r>
-              <w:rPr>
-                <w:rFonts w:asciiTheme="minorHAnsi" w:hAnsiTheme="minorHAnsi" w:eastAsiaTheme="minorEastAsia" w:cstheme="minorBidi"/>
-                <w:color w:val="000000" w:themeColor="text1"/>
-              </w:rPr>
-              <w:t xml:space="preserve">o </w:t>
-            </w:r>
-            <w:r>
-              <w:rPr>
-                <w:rFonts w:asciiTheme="minorHAnsi" w:hAnsiTheme="minorHAnsi" w:eastAsiaTheme="minorEastAsia" w:cstheme="minorBidi"/>
-                <w:color w:val="000000" w:themeColor="text1"/>
-              </w:rPr>
-              <w:t xml:space="preserve"> realizaré </w:t>
-            </w:r>
-            <w:r>
-              <w:rPr>
-                <w:rFonts w:asciiTheme="minorHAnsi" w:hAnsiTheme="minorHAnsi" w:eastAsiaTheme="minorEastAsia" w:cstheme="minorBidi"/>
-                <w:color w:val="000000" w:themeColor="text1"/>
-              </w:rPr>
-              <w:t xml:space="preserve">, pero no los </w:t>
-            </w:r>
-            <w:r>
-              <w:rPr>
-                <w:rFonts w:asciiTheme="minorHAnsi" w:hAnsiTheme="minorHAnsi" w:eastAsiaTheme="minorEastAsia" w:cstheme="minorBidi"/>
-                <w:color w:val="000000" w:themeColor="text1"/>
-              </w:rPr>
-              <w:t xml:space="preserve"> justifiqué</w:t>
-            </w:r>
-            <w:r>
-              <w:rPr>
-                <w:rFonts w:asciiTheme="minorHAnsi" w:hAnsiTheme="minorHAnsi" w:eastAsiaTheme="minorEastAsia" w:cstheme="minorBidi"/>
-                <w:color w:val="000000" w:themeColor="text1"/>
-              </w:rPr>
-              <w:t>.</w:t>
+              <w:t xml:space="preserve">Señalé los ajustes que  realicé o  realizaré , pero no los  justifiqué.</w:t>
             </w:r>
           </w:p>
         </w:tc>
@@ -6417,63 +5638,7 @@
                 <w:rFonts w:asciiTheme="minorHAnsi" w:hAnsiTheme="minorHAnsi" w:eastAsiaTheme="minorEastAsia" w:cstheme="minorBidi"/>
                 <w:color w:val="000000" w:themeColor="text1"/>
               </w:rPr>
-              <w:t>No inclu</w:t>
-            </w:r>
-            <w:r>
-              <w:rPr>
-                <w:rFonts w:asciiTheme="minorHAnsi" w:hAnsiTheme="minorHAnsi" w:eastAsiaTheme="minorEastAsia" w:cstheme="minorBidi"/>
-                <w:color w:val="000000" w:themeColor="text1"/>
-              </w:rPr>
-              <w:t>í</w:t>
-            </w:r>
-            <w:r>
-              <w:rPr>
-                <w:rFonts w:asciiTheme="minorHAnsi" w:hAnsiTheme="minorHAnsi" w:eastAsiaTheme="minorEastAsia" w:cstheme="minorBidi"/>
-                <w:color w:val="000000" w:themeColor="text1"/>
-              </w:rPr>
-              <w:t xml:space="preserve"> ajustes ni </w:t>
-            </w:r>
-            <w:r>
-              <w:rPr>
-                <w:rFonts w:asciiTheme="minorHAnsi" w:hAnsiTheme="minorHAnsi" w:eastAsiaTheme="minorEastAsia" w:cstheme="minorBidi"/>
-                <w:color w:val="000000" w:themeColor="text1"/>
-              </w:rPr>
-              <w:t xml:space="preserve"> justifiqué </w:t>
-            </w:r>
-            <w:r>
-              <w:rPr>
-                <w:rFonts w:asciiTheme="minorHAnsi" w:hAnsiTheme="minorHAnsi" w:eastAsiaTheme="minorEastAsia" w:cstheme="minorBidi"/>
-                <w:color w:val="000000" w:themeColor="text1"/>
-              </w:rPr>
-              <w:t>por qué mant</w:t>
-            </w:r>
-            <w:r>
-              <w:rPr>
-                <w:rFonts w:asciiTheme="minorHAnsi" w:hAnsiTheme="minorHAnsi" w:eastAsiaTheme="minorEastAsia" w:cstheme="minorBidi"/>
-                <w:color w:val="000000" w:themeColor="text1"/>
-              </w:rPr>
-              <w:t>uve</w:t>
-            </w:r>
-            <w:r>
-              <w:rPr>
-                <w:rFonts w:asciiTheme="minorHAnsi" w:hAnsiTheme="minorHAnsi" w:eastAsiaTheme="minorEastAsia" w:cstheme="minorBidi"/>
-                <w:color w:val="000000" w:themeColor="text1"/>
-              </w:rPr>
-              <w:t xml:space="preserve"> </w:t>
-            </w:r>
-            <w:r>
-              <w:rPr>
-                <w:rFonts w:asciiTheme="minorHAnsi" w:hAnsiTheme="minorHAnsi" w:eastAsiaTheme="minorEastAsia" w:cstheme="minorBidi"/>
-                <w:color w:val="000000" w:themeColor="text1"/>
-              </w:rPr>
-              <w:t xml:space="preserve">el </w:t>
-            </w:r>
-            <w:r>
-              <w:rPr>
-                <w:rFonts w:asciiTheme="minorHAnsi" w:hAnsiTheme="minorHAnsi" w:eastAsiaTheme="minorEastAsia" w:cstheme="minorBidi"/>
-                <w:color w:val="000000" w:themeColor="text1"/>
-              </w:rPr>
-              <w:t>plan inicial.</w:t>
+              <w:t xml:space="preserve">No incluí ajustes ni  justifiqué por qué mantuve el plan inicial.</w:t>
             </w:r>
           </w:p>
         </w:tc>
@@ -6574,14 +5739,7 @@
                 <w:rFonts w:asciiTheme="minorHAnsi" w:hAnsiTheme="minorHAnsi" w:eastAsiaTheme="minorEastAsia" w:cstheme="minorBidi"/>
                 <w:color w:val="000000" w:themeColor="text1"/>
               </w:rPr>
-              <w:t>Apliqué la</w:t>
-            </w:r>
-            <w:r>
-              <w:rPr>
-                <w:rFonts w:asciiTheme="minorHAnsi" w:hAnsiTheme="minorHAnsi" w:eastAsiaTheme="minorEastAsia" w:cstheme="minorBidi"/>
-                <w:color w:val="000000" w:themeColor="text1"/>
-              </w:rPr>
-              <w:t xml:space="preserve"> metodología definida de acuerdo a los estándares de la disciplina, alcanzando los objetivos propuestos para el avance del proyecto. </w:t>
+              <w:t xml:space="preserve">Apliqué la metodología definida de acuerdo a los estándares de la disciplina, alcanzando los objetivos propuestos para el avance del proyecto. </w:t>
             </w:r>
           </w:p>
         </w:tc>
@@ -6604,14 +5762,7 @@
                 <w:rFonts w:asciiTheme="minorHAnsi" w:hAnsiTheme="minorHAnsi" w:eastAsiaTheme="minorEastAsia" w:cstheme="minorBidi"/>
                 <w:color w:val="000000" w:themeColor="text1"/>
               </w:rPr>
-              <w:t xml:space="preserve">Apliqué </w:t>
-            </w:r>
-            <w:r>
-              <w:rPr>
-                <w:rFonts w:asciiTheme="minorHAnsi" w:hAnsiTheme="minorHAnsi" w:eastAsiaTheme="minorEastAsia" w:cstheme="minorBidi"/>
-                <w:color w:val="000000" w:themeColor="text1"/>
-              </w:rPr>
-              <w:t xml:space="preserve">la metodología definida de acuerdo a los estándares de la disciplina, pero no se observa el cumplimiento de objetivos propuestos para el avance del proyecto. </w:t>
+              <w:t xml:space="preserve">Apliqué la metodología definida de acuerdo a los estándares de la disciplina, pero no se observa el cumplimiento de objetivos propuestos para el avance del proyecto. </w:t>
             </w:r>
           </w:p>
         </w:tc>
@@ -6634,14 +5785,7 @@
                 <w:rFonts w:asciiTheme="minorHAnsi" w:hAnsiTheme="minorHAnsi" w:eastAsiaTheme="minorEastAsia" w:cstheme="minorBidi"/>
                 <w:color w:val="000000" w:themeColor="text1"/>
               </w:rPr>
-              <w:t xml:space="preserve">Apliqué </w:t>
-            </w:r>
-            <w:r>
-              <w:rPr>
-                <w:rFonts w:asciiTheme="minorHAnsi" w:hAnsiTheme="minorHAnsi" w:eastAsiaTheme="minorEastAsia" w:cstheme="minorBidi"/>
-                <w:color w:val="000000" w:themeColor="text1"/>
-              </w:rPr>
-              <w:t xml:space="preserve">la metodología definida cumpliendo parcialmente con los estándares de la disciplina y con los objetivos propuestos para el avance del proyecto. </w:t>
+              <w:t xml:space="preserve">Apliqué la metodología definida cumpliendo parcialmente con los estándares de la disciplina y con los objetivos propuestos para el avance del proyecto. </w:t>
             </w:r>
           </w:p>
         </w:tc>
@@ -6664,14 +5808,7 @@
                 <w:rFonts w:asciiTheme="minorHAnsi" w:hAnsiTheme="minorHAnsi" w:eastAsiaTheme="minorEastAsia" w:cstheme="minorBidi"/>
                 <w:color w:val="000000" w:themeColor="text1"/>
               </w:rPr>
-              <w:t xml:space="preserve">Apliqué </w:t>
-            </w:r>
-            <w:r>
-              <w:rPr>
-                <w:rFonts w:asciiTheme="minorHAnsi" w:hAnsiTheme="minorHAnsi" w:eastAsiaTheme="minorEastAsia" w:cstheme="minorBidi"/>
-                <w:color w:val="000000" w:themeColor="text1"/>
-              </w:rPr>
-              <w:t xml:space="preserve">la metodología definida sin cumplir los estándares de la disciplina ni los objetivos propuestos para el avance del proyecto. </w:t>
+              <w:t xml:space="preserve">Apliqué la metodología definida sin cumplir los estándares de la disciplina ni los objetivos propuestos para el avance del proyecto. </w:t>
             </w:r>
           </w:p>
         </w:tc>
@@ -6751,21 +5888,7 @@
                 <w:rFonts w:asciiTheme="minorHAnsi" w:hAnsiTheme="minorHAnsi" w:eastAsiaTheme="minorEastAsia" w:cstheme="minorBidi"/>
                 <w:color w:val="000000" w:themeColor="text1"/>
               </w:rPr>
-              <w:t>Present</w:t>
-            </w:r>
-            <w:r>
-              <w:rPr>
-                <w:rFonts w:asciiTheme="minorHAnsi" w:hAnsiTheme="minorHAnsi" w:eastAsiaTheme="minorEastAsia" w:cstheme="minorBidi"/>
-                <w:color w:val="000000" w:themeColor="text1"/>
-              </w:rPr>
-              <w:t>é</w:t>
-            </w:r>
-            <w:r>
-              <w:rPr>
-                <w:rFonts w:asciiTheme="minorHAnsi" w:hAnsiTheme="minorHAnsi" w:eastAsiaTheme="minorEastAsia" w:cstheme="minorBidi"/>
-                <w:color w:val="000000" w:themeColor="text1"/>
-              </w:rPr>
-              <w:t xml:space="preserve"> evidencias de avance que cumplen los estándares de la disciplina.</w:t>
+              <w:t xml:space="preserve">Presenté evidencias de avance que cumplen los estándares de la disciplina.</w:t>
             </w:r>
           </w:p>
         </w:tc>
@@ -6808,14 +5931,7 @@
                 <w:rFonts w:asciiTheme="minorHAnsi" w:hAnsiTheme="minorHAnsi" w:eastAsiaTheme="minorEastAsia" w:cstheme="minorBidi"/>
                 <w:color w:val="000000" w:themeColor="text1"/>
               </w:rPr>
-              <w:t xml:space="preserve">Presenté </w:t>
-            </w:r>
-            <w:r>
-              <w:rPr>
-                <w:rFonts w:asciiTheme="minorHAnsi" w:hAnsiTheme="minorHAnsi" w:eastAsiaTheme="minorEastAsia" w:cstheme="minorBidi"/>
-                <w:color w:val="000000" w:themeColor="text1"/>
-              </w:rPr>
-              <w:t xml:space="preserve">evidencias de avance que requieren ajustes menores de acuerdo a los estándares de la disciplina. </w:t>
+              <w:t xml:space="preserve">Presenté evidencias de avance que requieren ajustes menores de acuerdo a los estándares de la disciplina. </w:t>
             </w:r>
           </w:p>
         </w:tc>
@@ -6838,14 +5954,7 @@
                 <w:rFonts w:asciiTheme="minorHAnsi" w:hAnsiTheme="minorHAnsi" w:eastAsiaTheme="minorEastAsia" w:cstheme="minorBidi"/>
                 <w:color w:val="000000" w:themeColor="text1"/>
               </w:rPr>
-              <w:t xml:space="preserve">Presenté </w:t>
-            </w:r>
-            <w:r>
-              <w:rPr>
-                <w:rFonts w:asciiTheme="minorHAnsi" w:hAnsiTheme="minorHAnsi" w:eastAsiaTheme="minorEastAsia" w:cstheme="minorBidi"/>
-                <w:color w:val="000000" w:themeColor="text1"/>
-              </w:rPr>
-              <w:t>evidencias de avance que requieren ajustes mayores de acuerdo a los estándares de la disciplina.</w:t>
+              <w:t xml:space="preserve">Presenté evidencias de avance que requieren ajustes mayores de acuerdo a los estándares de la disciplina.</w:t>
             </w:r>
           </w:p>
         </w:tc>
@@ -6868,14 +5977,7 @@
                 <w:rFonts w:asciiTheme="minorHAnsi" w:hAnsiTheme="minorHAnsi" w:eastAsiaTheme="minorEastAsia" w:cstheme="minorBidi"/>
                 <w:color w:val="000000" w:themeColor="text1"/>
               </w:rPr>
-              <w:t xml:space="preserve">Presenté </w:t>
-            </w:r>
-            <w:r>
-              <w:rPr>
-                <w:rFonts w:asciiTheme="minorHAnsi" w:hAnsiTheme="minorHAnsi" w:eastAsiaTheme="minorEastAsia" w:cstheme="minorBidi"/>
-                <w:color w:val="000000" w:themeColor="text1"/>
-              </w:rPr>
-              <w:t>evidencias de avance que no cumplen los estándares de la disciplina.</w:t>
+              <w:t xml:space="preserve">Presenté evidencias de avance que no cumplen los estándares de la disciplina.</w:t>
             </w:r>
           </w:p>
         </w:tc>
@@ -6975,35 +6077,7 @@
                 <w:rFonts w:asciiTheme="minorHAnsi" w:hAnsiTheme="minorHAnsi" w:eastAsiaTheme="minorEastAsia" w:cstheme="minorBidi"/>
                 <w:color w:val="000000" w:themeColor="text1"/>
               </w:rPr>
-              <w:t>Utili</w:t>
-            </w:r>
-            <w:r>
-              <w:rPr>
-                <w:rFonts w:asciiTheme="minorHAnsi" w:hAnsiTheme="minorHAnsi" w:eastAsiaTheme="minorEastAsia" w:cstheme="minorBidi"/>
-                <w:color w:val="000000" w:themeColor="text1"/>
-              </w:rPr>
-              <w:t>cé</w:t>
-            </w:r>
-            <w:r>
-              <w:rPr>
-                <w:rFonts w:asciiTheme="minorHAnsi" w:hAnsiTheme="minorHAnsi" w:eastAsiaTheme="minorEastAsia" w:cstheme="minorBidi"/>
-                <w:color w:val="000000" w:themeColor="text1"/>
-              </w:rPr>
-              <w:t xml:space="preserve"> lenguaje técnico de </w:t>
-            </w:r>
-            <w:r>
-              <w:rPr>
-                <w:rFonts w:asciiTheme="minorHAnsi" w:hAnsiTheme="minorHAnsi" w:eastAsiaTheme="minorEastAsia" w:cstheme="minorBidi"/>
-                <w:color w:val="000000" w:themeColor="text1"/>
-              </w:rPr>
-              <w:t>mi</w:t>
-            </w:r>
-            <w:r>
-              <w:rPr>
-                <w:rFonts w:asciiTheme="minorHAnsi" w:hAnsiTheme="minorHAnsi" w:eastAsiaTheme="minorEastAsia" w:cstheme="minorBidi"/>
-                <w:color w:val="000000" w:themeColor="text1"/>
-              </w:rPr>
-              <w:t xml:space="preserve"> disciplina siempre de manera precisa. </w:t>
+              <w:t xml:space="preserve">Utilicé lenguaje técnico de mi disciplina siempre de manera precisa. </w:t>
             </w:r>
           </w:p>
         </w:tc>
@@ -7026,28 +6100,7 @@
                 <w:rFonts w:asciiTheme="minorHAnsi" w:hAnsiTheme="minorHAnsi" w:eastAsiaTheme="minorEastAsia" w:cstheme="minorBidi"/>
                 <w:color w:val="000000" w:themeColor="text1"/>
               </w:rPr>
-              <w:t xml:space="preserve">Utilicé </w:t>
-            </w:r>
-            <w:r>
-              <w:rPr>
-                <w:rFonts w:asciiTheme="minorHAnsi" w:hAnsiTheme="minorHAnsi" w:eastAsiaTheme="minorEastAsia" w:cstheme="minorBidi"/>
-                <w:color w:val="000000" w:themeColor="text1"/>
-              </w:rPr>
-              <w:t xml:space="preserve">lenguaje técnico de </w:t>
-            </w:r>
-            <w:r>
-              <w:rPr>
-                <w:rFonts w:asciiTheme="minorHAnsi" w:hAnsiTheme="minorHAnsi" w:eastAsiaTheme="minorEastAsia" w:cstheme="minorBidi"/>
-                <w:color w:val="000000" w:themeColor="text1"/>
-              </w:rPr>
-              <w:t>mi</w:t>
-            </w:r>
-            <w:r>
-              <w:rPr>
-                <w:rFonts w:asciiTheme="minorHAnsi" w:hAnsiTheme="minorHAnsi" w:eastAsiaTheme="minorEastAsia" w:cstheme="minorBidi"/>
-                <w:color w:val="000000" w:themeColor="text1"/>
-              </w:rPr>
-              <w:t xml:space="preserve"> disciplina la mayoría de las veces de manera precisa.</w:t>
+              <w:t xml:space="preserve">Utilicé lenguaje técnico de mi disciplina la mayoría de las veces de manera precisa.</w:t>
             </w:r>
           </w:p>
         </w:tc>
@@ -7070,28 +6123,7 @@
                 <w:rFonts w:asciiTheme="minorHAnsi" w:hAnsiTheme="minorHAnsi" w:eastAsiaTheme="minorEastAsia" w:cstheme="minorBidi"/>
                 <w:color w:val="000000" w:themeColor="text1"/>
               </w:rPr>
-              <w:t xml:space="preserve">Utilicé </w:t>
-            </w:r>
-            <w:r>
-              <w:rPr>
-                <w:rFonts w:asciiTheme="minorHAnsi" w:hAnsiTheme="minorHAnsi" w:eastAsiaTheme="minorEastAsia" w:cstheme="minorBidi"/>
-                <w:color w:val="000000" w:themeColor="text1"/>
-              </w:rPr>
-              <w:t xml:space="preserve">lenguaje técnico de </w:t>
-            </w:r>
-            <w:r>
-              <w:rPr>
-                <w:rFonts w:asciiTheme="minorHAnsi" w:hAnsiTheme="minorHAnsi" w:eastAsiaTheme="minorEastAsia" w:cstheme="minorBidi"/>
-                <w:color w:val="000000" w:themeColor="text1"/>
-              </w:rPr>
-              <w:t>mi</w:t>
-            </w:r>
-            <w:r>
-              <w:rPr>
-                <w:rFonts w:asciiTheme="minorHAnsi" w:hAnsiTheme="minorHAnsi" w:eastAsiaTheme="minorEastAsia" w:cstheme="minorBidi"/>
-                <w:color w:val="000000" w:themeColor="text1"/>
-              </w:rPr>
-              <w:t xml:space="preserve"> disciplina pocas veces o casi nunca de manera precisa. </w:t>
+              <w:t xml:space="preserve">Utilicé lenguaje técnico de mi disciplina pocas veces o casi nunca de manera precisa. </w:t>
             </w:r>
           </w:p>
         </w:tc>
@@ -7114,28 +6146,7 @@
                 <w:rFonts w:asciiTheme="minorHAnsi" w:hAnsiTheme="minorHAnsi" w:eastAsiaTheme="minorEastAsia" w:cstheme="minorBidi"/>
                 <w:color w:val="000000" w:themeColor="text1"/>
               </w:rPr>
-              <w:t xml:space="preserve">No utilicé </w:t>
-            </w:r>
-            <w:r>
-              <w:rPr>
-                <w:rFonts w:asciiTheme="minorHAnsi" w:hAnsiTheme="minorHAnsi" w:eastAsiaTheme="minorEastAsia" w:cstheme="minorBidi"/>
-                <w:color w:val="000000" w:themeColor="text1"/>
-              </w:rPr>
-              <w:t xml:space="preserve">de manera precisa el lenguaje técnico de </w:t>
-            </w:r>
-            <w:r>
-              <w:rPr>
-                <w:rFonts w:asciiTheme="minorHAnsi" w:hAnsiTheme="minorHAnsi" w:eastAsiaTheme="minorEastAsia" w:cstheme="minorBidi"/>
-                <w:color w:val="000000" w:themeColor="text1"/>
-              </w:rPr>
-              <w:t>mi</w:t>
-            </w:r>
-            <w:r>
-              <w:rPr>
-                <w:rFonts w:asciiTheme="minorHAnsi" w:hAnsiTheme="minorHAnsi" w:eastAsiaTheme="minorEastAsia" w:cstheme="minorBidi"/>
-                <w:color w:val="000000" w:themeColor="text1"/>
-              </w:rPr>
-              <w:t xml:space="preserve"> disciplina. </w:t>
+              <w:t xml:space="preserve">No utilicé de manera precisa el lenguaje técnico de mi disciplina. </w:t>
             </w:r>
           </w:p>
         </w:tc>
@@ -7255,21 +6266,7 @@
                 <w:rFonts w:asciiTheme="minorHAnsi" w:hAnsiTheme="minorHAnsi" w:eastAsiaTheme="minorEastAsia" w:cstheme="minorBidi"/>
                 <w:color w:val="000000" w:themeColor="text1"/>
               </w:rPr>
-              <w:t>Utili</w:t>
-            </w:r>
-            <w:r>
-              <w:rPr>
-                <w:rFonts w:asciiTheme="minorHAnsi" w:hAnsiTheme="minorHAnsi" w:eastAsiaTheme="minorEastAsia" w:cstheme="minorBidi"/>
-                <w:color w:val="000000" w:themeColor="text1"/>
-              </w:rPr>
-              <w:t>cé</w:t>
-            </w:r>
-            <w:r>
-              <w:rPr>
-                <w:rFonts w:asciiTheme="minorHAnsi" w:hAnsiTheme="minorHAnsi" w:eastAsiaTheme="minorEastAsia" w:cstheme="minorBidi"/>
-                <w:color w:val="000000" w:themeColor="text1"/>
-              </w:rPr>
-              <w:t xml:space="preserve"> correctamente todas las normas de citación y referencias.</w:t>
+              <w:t xml:space="preserve">Utilicé correctamente todas las normas de citación y referencias.</w:t>
             </w:r>
           </w:p>
         </w:tc>
@@ -7292,14 +6289,7 @@
                 <w:rFonts w:asciiTheme="minorHAnsi" w:hAnsiTheme="minorHAnsi" w:eastAsiaTheme="minorEastAsia" w:cstheme="minorBidi"/>
                 <w:color w:val="000000" w:themeColor="text1"/>
               </w:rPr>
-              <w:t>El texto presenta de 1 a 5 errores de ortografía, redacción o en las citas y referencias del informe</w:t>
-            </w:r>
-            <w:r>
-              <w:rPr>
-                <w:rFonts w:asciiTheme="minorHAnsi" w:hAnsiTheme="minorHAnsi" w:eastAsiaTheme="minorEastAsia" w:cstheme="minorBidi"/>
-                <w:color w:val="000000" w:themeColor="text1"/>
-              </w:rPr>
-              <w:t>.</w:t>
+              <w:t>El texto presenta de 1 a 5 errores de ortografía, redacción o en las citas y referencias del informe.</w:t>
             </w:r>
           </w:p>
         </w:tc>
@@ -7322,14 +6312,7 @@
                 <w:rFonts w:asciiTheme="minorHAnsi" w:hAnsiTheme="minorHAnsi" w:eastAsiaTheme="minorEastAsia" w:cstheme="minorBidi"/>
                 <w:color w:val="000000" w:themeColor="text1"/>
               </w:rPr>
-              <w:t>El texto presenta de 6 a 10 errores de ortografía, redacción o en las citas y referencias del informe</w:t>
-            </w:r>
-            <w:r>
-              <w:rPr>
-                <w:rFonts w:asciiTheme="minorHAnsi" w:hAnsiTheme="minorHAnsi" w:eastAsiaTheme="minorEastAsia" w:cstheme="minorBidi"/>
-                <w:color w:val="000000" w:themeColor="text1"/>
-              </w:rPr>
-              <w:t>.</w:t>
+              <w:t>El texto presenta de 6 a 10 errores de ortografía, redacción o en las citas y referencias del informe.</w:t>
             </w:r>
           </w:p>
         </w:tc>
@@ -7352,28 +6335,7 @@
                 <w:rFonts w:asciiTheme="minorHAnsi" w:hAnsiTheme="minorHAnsi" w:eastAsiaTheme="minorEastAsia" w:cstheme="minorBidi"/>
                 <w:color w:val="000000" w:themeColor="text1"/>
               </w:rPr>
-              <w:t xml:space="preserve">El texto presenta más de </w:t>
-            </w:r>
-            <w:r>
-              <w:rPr>
-                <w:rFonts w:asciiTheme="minorHAnsi" w:hAnsiTheme="minorHAnsi" w:eastAsiaTheme="minorEastAsia" w:cstheme="minorBidi"/>
-                <w:color w:val="000000" w:themeColor="text1"/>
-              </w:rPr>
-              <w:t>10</w:t>
-            </w:r>
-            <w:r>
-              <w:rPr>
-                <w:rFonts w:asciiTheme="minorHAnsi" w:hAnsiTheme="minorHAnsi" w:eastAsiaTheme="minorEastAsia" w:cstheme="minorBidi"/>
-                <w:color w:val="000000" w:themeColor="text1"/>
-              </w:rPr>
-              <w:t xml:space="preserve"> errores de ortografía, redacción o en las citas y referencias del informe</w:t>
-            </w:r>
-            <w:r>
-              <w:rPr>
-                <w:rFonts w:asciiTheme="minorHAnsi" w:hAnsiTheme="minorHAnsi" w:eastAsiaTheme="minorEastAsia" w:cstheme="minorBidi"/>
-                <w:color w:val="000000" w:themeColor="text1"/>
-              </w:rPr>
-              <w:t>.</w:t>
+              <w:t xml:space="preserve">El texto presenta más de 10 errores de ortografía, redacción o en las citas y referencias del informe.</w:t>
             </w:r>
           </w:p>
         </w:tc>
@@ -7473,14 +6435,7 @@
                 <w:rFonts w:asciiTheme="minorHAnsi" w:hAnsiTheme="minorHAnsi" w:eastAsiaTheme="minorEastAsia" w:cstheme="minorBidi"/>
                 <w:color w:val="000000" w:themeColor="text1"/>
               </w:rPr>
-              <w:t>El informe de avance cumple con todos los aspectos del formato establecido por la disciplin</w:t>
-            </w:r>
-            <w:r>
-              <w:rPr>
-                <w:rFonts w:asciiTheme="minorHAnsi" w:hAnsiTheme="minorHAnsi" w:eastAsiaTheme="minorEastAsia" w:cstheme="minorBidi"/>
-                <w:color w:val="000000" w:themeColor="text1"/>
-              </w:rPr>
-              <w:t>a.</w:t>
+              <w:t>El informe de avance cumple con todos los aspectos del formato establecido por la disciplina.</w:t>
             </w:r>
           </w:p>
         </w:tc>
@@ -7503,14 +6458,7 @@
                 <w:rFonts w:asciiTheme="minorHAnsi" w:hAnsiTheme="minorHAnsi" w:eastAsiaTheme="minorEastAsia" w:cstheme="minorBidi"/>
                 <w:color w:val="000000" w:themeColor="text1"/>
               </w:rPr>
-              <w:t>El informe de avance cumple con más de la mitad de los aspectos del formato establecido por la disciplina</w:t>
-            </w:r>
-            <w:r>
-              <w:rPr>
-                <w:rFonts w:asciiTheme="minorHAnsi" w:hAnsiTheme="minorHAnsi" w:eastAsiaTheme="minorEastAsia" w:cstheme="minorBidi"/>
-                <w:color w:val="000000" w:themeColor="text1"/>
-              </w:rPr>
-              <w:t>.</w:t>
+              <w:t>El informe de avance cumple con más de la mitad de los aspectos del formato establecido por la disciplina.</w:t>
             </w:r>
           </w:p>
         </w:tc>
@@ -7533,14 +6481,7 @@
                 <w:rFonts w:asciiTheme="minorHAnsi" w:hAnsiTheme="minorHAnsi" w:eastAsiaTheme="minorEastAsia" w:cstheme="minorBidi"/>
                 <w:color w:val="000000" w:themeColor="text1"/>
               </w:rPr>
-              <w:t>El informe de avance cumple con la mitad de los aspectos del formato establecido por la disciplina</w:t>
-            </w:r>
-            <w:r>
-              <w:rPr>
-                <w:rFonts w:asciiTheme="minorHAnsi" w:hAnsiTheme="minorHAnsi" w:eastAsiaTheme="minorEastAsia" w:cstheme="minorBidi"/>
-                <w:color w:val="000000" w:themeColor="text1"/>
-              </w:rPr>
-              <w:t>.</w:t>
+              <w:t>El informe de avance cumple con la mitad de los aspectos del formato establecido por la disciplina.</w:t>
             </w:r>
           </w:p>
         </w:tc>
@@ -7563,14 +6504,7 @@
                 <w:rFonts w:asciiTheme="minorHAnsi" w:hAnsiTheme="minorHAnsi" w:eastAsiaTheme="minorEastAsia" w:cstheme="minorBidi"/>
                 <w:color w:val="000000" w:themeColor="text1"/>
               </w:rPr>
-              <w:t>El informe de avance cumple con menos de la mitad de los aspectos del formato establecido por la disciplina</w:t>
-            </w:r>
-            <w:r>
-              <w:rPr>
-                <w:rFonts w:asciiTheme="minorHAnsi" w:hAnsiTheme="minorHAnsi" w:eastAsiaTheme="minorEastAsia" w:cstheme="minorBidi"/>
-                <w:color w:val="000000" w:themeColor="text1"/>
-              </w:rPr>
-              <w:t>.</w:t>
+              <w:t>El informe de avance cumple con menos de la mitad de los aspectos del formato establecido por la disciplina.</w:t>
             </w:r>
           </w:p>
         </w:tc>
@@ -7628,21 +6562,7 @@
                 <w:rFonts w:asciiTheme="minorHAnsi" w:hAnsiTheme="minorHAnsi" w:eastAsiaTheme="minorEastAsia" w:cstheme="minorBidi"/>
                 <w:color w:val="000000" w:themeColor="text1"/>
               </w:rPr>
-              <w:t xml:space="preserve">7. Cumple con los indicadores de calidad requeridos en </w:t>
-            </w:r>
-            <w:r>
-              <w:rPr>
-                <w:rFonts w:asciiTheme="minorHAnsi" w:hAnsiTheme="minorHAnsi" w:eastAsiaTheme="minorEastAsia" w:cstheme="minorBidi"/>
-                <w:color w:val="000000" w:themeColor="text1"/>
-              </w:rPr>
-              <w:t>la presentación del</w:t>
-            </w:r>
-            <w:r>
-              <w:rPr>
-                <w:rFonts w:asciiTheme="minorHAnsi" w:hAnsiTheme="minorHAnsi" w:eastAsiaTheme="minorEastAsia" w:cstheme="minorBidi"/>
-                <w:color w:val="000000" w:themeColor="text1"/>
-              </w:rPr>
-              <w:t xml:space="preserve"> informe de avance y final de acuerdo a estándares definidos por la disciplina.</w:t>
+              <w:t xml:space="preserve">7. Cumple con los indicadores de calidad requeridos en la presentación del informe de avance y final de acuerdo a estándares definidos por la disciplina.</w:t>
             </w:r>
           </w:p>
         </w:tc>
@@ -7782,17 +6702,7 @@
                 <w:color w:val="000000" w:themeColor="text1" w:themeTint="FF" w:themeShade="FF"/>
                 <w:lang w:eastAsia="es-CL"/>
               </w:rPr>
-              <w:t>1</w:t>
-            </w:r>
-            <w:r>
-              <w:rPr>
-                <w:rFonts w:ascii="Calibri" w:hAnsi="Calibri" w:eastAsia="" w:cs="" w:asciiTheme="minorAscii" w:hAnsiTheme="minorAscii" w:eastAsiaTheme="minorEastAsia" w:cstheme="minorBidi"/>
-                <w:b w:val="1"/>
-                <w:bCs w:val="1"/>
-                <w:color w:val="000000" w:themeColor="text1" w:themeTint="FF" w:themeShade="FF"/>
-                <w:lang w:eastAsia="es-CL"/>
-              </w:rPr>
-              <w:t>0</w:t>
+              <w:t>10</w:t>
             </w:r>
           </w:p>
         </w:tc>
@@ -7839,23 +6749,7 @@
                 <w:szCs w:val="20"/>
                 <w:lang w:val="es-ES"/>
               </w:rPr>
-              <w:t>8</w:t>
-            </w:r>
-            <w:r>
-              <w:rPr>
-                <w:rFonts w:ascii="Calibri" w:hAnsi="Calibri" w:eastAsia="Calibri" w:cs="Calibri"/>
-                <w:b w:val="0"/>
-                <w:bCs w:val="0"/>
-                <w:i w:val="0"/>
-                <w:iCs w:val="0"/>
-                <w:caps w:val="0"/>
-                <w:smallCaps w:val="0"/>
-                <w:color w:val="000000" w:themeColor="text1" w:themeTint="FF" w:themeShade="FF"/>
-                <w:sz w:val="20"/>
-                <w:szCs w:val="20"/>
-                <w:lang w:val="es-ES"/>
-              </w:rPr>
-              <w:t>. Comunica de forma escrita usando el idioma inglés en situaciones socio- laborales a un nivel intermedio alto en modalidad intensiva.</w:t>
+              <w:t>8. Comunica de forma escrita usando el idioma inglés en situaciones socio- laborales a un nivel intermedio alto en modalidad intensiva.</w:t>
             </w:r>
           </w:p>
           <w:p>
@@ -8519,13 +7413,13 @@
               <w:rPr>
                 <w:rFonts w:ascii="Calibri" w:hAnsi="Calibri" w:cs="Calibri"/>
               </w:rPr>
+              <w:t>Las evidencias son reales (capturas, scripts, mediciones y Bundle FHIR validado). Los dos pendientes de esta autoevaluación ya se ejecutaron y registraron: entrega de avisos ntfy (30 de 30) y continuidad sin conexión (10 de 10). Mantengo el nivel Logrado porque aún falta la evidencia de usabilidad con usuarios (prueba SUS, desde el 15-10).</w:t>
             </w:r>
             <w:r>
               <w:rPr>
                 <w:rFonts w:ascii="Calibri" w:hAnsi="Calibri" w:cs="Calibri"/>
                 <w:sz w:val="20"/>
               </w:rPr>
-              <w:t>Las evidencias son reales (capturas, scripts, mediciones y Bundle FHIR validado), pero faltan el conteo de entregas de ntfy y la prueba de continuidad sin conexión. Ajuste: ejecutarlas antes de la segunda evaluación.</w:t>
             </w:r>
           </w:p>
         </w:tc>
@@ -8893,7 +7787,20 @@
           <w:b w:val="0"/>
           <w:sz w:val="22"/>
         </w:rPr>
-        <w:t>• Pendiente: ejecutar el conteo de entregas de ntfy y la prueba de continuidad sin conexión, y registrar sus resultados como evidencia.</w:t>
+        <w:t>• Realizado: se ejecutaron el conteo de entregas de ntfy (30 de 30) y la prueba de continuidad sin conexión (10 de 10), y sus resultados quedaron registrados como evidencia.</w:t>
+      </w:r>
+    </w:p>
+    <w:p>
+      <w:pPr>
+        <w:spacing w:after="120"/>
+      </w:pPr>
+      <w:r>
+        <w:rPr>
+          <w:rFonts w:ascii="Calibri" w:hAnsi="Calibri" w:cs="Calibri"/>
+          <w:b w:val="0"/>
+          <w:sz w:val="22"/>
+        </w:rPr>
+        <w:t>• Pendiente: realizar la prueba de usabilidad SUS con cuidadores y registrar sus resultados.</w:t>
       </w:r>
     </w:p>
     <w:sectPr>
